--- a/PRDs/MN/CBM-Domain-PRD-Mentoring.docx
+++ b/PRDs/MN/CBM-Domain-PRD-Mentoring.docx
@@ -248,21 +248,8 @@
             </w:tcBorders>
           </w:tcPr>
           <w:p>
-            <w:pPr>
-              <w:pStyle w:val="Normal"/>
-              <w:rPr/>
-            </w:pPr>
-            <w:r>
-              <w:rPr>
-                <w:rFonts w:eastAsia="Arial" w:cs="Arial"/>
-                <w:b w:val="false"/>
-                <w:bCs w:val="false"/>
-                <w:i w:val="false"/>
-                <w:iCs w:val="false"/>
-                <w:sz w:val="20"/>
-                <w:szCs w:val="20"/>
-              </w:rPr>
-              <w:t>1.0</w:t>
+            <w:r>
+              <w:t>1.1</w:t>
             </w:r>
           </w:p>
         </w:tc>
@@ -372,21 +359,8 @@
             </w:tcBorders>
           </w:tcPr>
           <w:p>
-            <w:pPr>
-              <w:pStyle w:val="Normal"/>
-              <w:rPr/>
-            </w:pPr>
-            <w:r>
-              <w:rPr>
-                <w:rFonts w:eastAsia="Arial" w:cs="Arial"/>
-                <w:b w:val="false"/>
-                <w:bCs w:val="false"/>
-                <w:i w:val="false"/>
-                <w:iCs w:val="false"/>
-                <w:sz w:val="20"/>
-                <w:szCs w:val="20"/>
-              </w:rPr>
-              <w:t>04-01-26 06:00</w:t>
+            <w:r>
+              <w:t>05-05-26 11:06</w:t>
             </w:r>
           </w:p>
         </w:tc>
@@ -434,21 +408,8 @@
             </w:tcBorders>
           </w:tcPr>
           <w:p>
-            <w:pPr>
-              <w:pStyle w:val="Normal"/>
-              <w:rPr/>
-            </w:pPr>
-            <w:r>
-              <w:rPr>
-                <w:rFonts w:eastAsia="Arial" w:cs="Arial"/>
-                <w:b w:val="false"/>
-                <w:bCs w:val="false"/>
-                <w:i w:val="false"/>
-                <w:iCs w:val="false"/>
-                <w:sz w:val="20"/>
-                <w:szCs w:val="20"/>
-              </w:rPr>
-              <w:t>Reconciled from MN-INTAKE v2.1, MN-MATCH v2.1, MN-ENGAGE v2.3, MN-INACTIVE v1.2, MN-CLOSE v1.1</w:t>
+            <w:r>
+              <w:t>Reconciled from MN-INTAKE v2.5, MN-MATCH v2.2, MN-ENGAGE v2.3, MN-INACTIVE v1.2, MN-CLOSE v1.1</w:t>
             </w:r>
           </w:p>
         </w:tc>
@@ -496,21 +457,8 @@
             </w:tcBorders>
           </w:tcPr>
           <w:p>
-            <w:pPr>
-              <w:pStyle w:val="Normal"/>
-              <w:rPr/>
-            </w:pPr>
-            <w:r>
-              <w:rPr>
-                <w:rFonts w:eastAsia="Arial" w:cs="Arial"/>
-                <w:b w:val="false"/>
-                <w:bCs w:val="false"/>
-                <w:i w:val="false"/>
-                <w:iCs w:val="false"/>
-                <w:sz w:val="20"/>
-                <w:szCs w:val="20"/>
-              </w:rPr>
-              <w:t>5 of 6 (Client Satisfaction Tracking deferred as future enhancement)</w:t>
+            <w:r>
+              <w:t>5 of 6 (MN-SURVEY deferred)</w:t>
             </w:r>
           </w:p>
         </w:tc>
@@ -1092,7 +1040,7 @@
           <w:sz w:val="22"/>
           <w:szCs w:val="22"/>
         </w:rPr>
-        <w:t>Tier: Core | Version: 2.1 | Last Updated: 04-01-26 05:00</w:t>
+        <w:t>Tier: Core | Version: 2.5 | Last Updated: 05-05-26 05:24</w:t>
       </w:r>
     </w:p>
     <w:p>
@@ -1457,7 +1405,7 @@
           <w:sz w:val="22"/>
           <w:szCs w:val="22"/>
         </w:rPr>
-        <w:t>The prospective client completes and submits the Phase 1 Mentoring Request form on the organization’s public website.</w:t>
+        <w:t>The prospective client completes and submits the Phase 1 Mentoring Request form on the organization’s public website. The form optionally allows the client to review available mentor profiles and select a preferred mentor.</w:t>
       </w:r>
     </w:p>
     <w:p>
@@ -1480,7 +1428,7 @@
           <w:sz w:val="22"/>
           <w:szCs w:val="22"/>
         </w:rPr>
-        <w:t>The system automatically creates three linked records: a Client Organization record (the business), a Client Contact record (the submitting individual, flagged as Primary Contact), and an Engagement record with status Submitted. The submitting contact is automatically assigned as the Primary Engagement Contact and as an Engagement Contact on the new Engagement record.</w:t>
+        <w:t>Before creating a new Contact, the system checks whether the submitting individual already exists as a Contact in the CRM (matched by email address). If a matching Contact exists — typically because the individual was created earlier as a marketing prospect via CR-MARKETING — the system reuses that Contact and links it to the application rather than creating a duplicate.</w:t>
       </w:r>
     </w:p>
     <w:p>
@@ -1503,7 +1451,7 @@
           <w:sz w:val="22"/>
           <w:szCs w:val="22"/>
         </w:rPr>
-        <w:t>The Client Administrator receives an automatic notification of the new submission.</w:t>
+        <w:t>The system automatically creates the linked records: a Client Organization record (the business; if no Business Name was provided, the name is derived as “{First Name} {Last Name} (Pre-Startup)”), the Client Contact (newly created or matched per the deduplication step), and an Engagement record linked to both. The submitting Contact is automatically assigned as both the Primary Engagement Contact and as a member of Engagement Contacts. Engagement Status is set to Submitted.</w:t>
       </w:r>
     </w:p>
     <w:p>
@@ -1526,7 +1474,7 @@
           <w:sz w:val="22"/>
           <w:szCs w:val="22"/>
         </w:rPr>
-        <w:t>The Client Administrator reviews the submission for completeness and basic eligibility against the organization’s program criteria.</w:t>
+        <w:t>When the application is processed and the Account is associated with the application, the system sets Account.clientStatus to Applicant and populates Account.applicantSinceTimestamp with the current datetime if currently null (records first transition only).</w:t>
       </w:r>
     </w:p>
     <w:p>
@@ -1549,7 +1497,7 @@
           <w:sz w:val="22"/>
           <w:szCs w:val="22"/>
         </w:rPr>
-        <w:t>If eligible, the application proceeds to the Mentor Matching process (MN-MATCH).</w:t>
+        <w:t>The system transitions the applicant Contact’s prospectStatus to Converted (the terminal state of the marketing-funnel lifecycle). Other prospect Contacts at the same Account are not automatically converted — each individual person retains their own funnel state.</w:t>
       </w:r>
     </w:p>
     <w:p>
@@ -1572,12 +1520,12 @@
           <w:sz w:val="22"/>
           <w:szCs w:val="22"/>
         </w:rPr>
-        <w:t>If not eligible, the Client Administrator updates the Engagement status to Declined, records the reason, and notifies the applicant directly. No automated notification is sent. The Client Organization and Contact records are retained permanently.</w:t>
+        <w:t>For howDidYouHearAboutCbm: the self-reported value from the application form is written to the Contact only if the field is currently blank (CR-MARKETING-owned attribution data has higher authority than self-report). The full self-reported value is always appended to Contact.sourceAttributionDetails as an audit trail entry, regardless of whether the primary field was overwritten.</w:t>
       </w:r>
     </w:p>
     <w:p>
       <w:pPr>
-        <w:pStyle w:val="Normal"/>
+        <w:pStyle w:val="ListParagraph"/>
         <w:spacing w:before="0" w:after="120"/>
         <w:rPr/>
       </w:pPr>
@@ -1591,7 +1539,39 @@
           <w:sz w:val="22"/>
           <w:szCs w:val="22"/>
         </w:rPr>
-        <w:t>A structured eligibility screening workflow may be defined by organizational leadership in a future revision. The current process assumes a basic administrative review.</w:t>
+        <w:t>The Client Administrator receives an automatic notification of the new submission.</w:t>
+      </w:r>
+    </w:p>
+    <w:p>
+      <w:pPr>
+        <w:pStyle w:val="ListParagraph"/>
+      </w:pPr>
+      <w:r>
+        <w:t xml:space="preserve">The Client Administrator reviews the submission for completeness and basic eligibility against the organization’s program criteria.</w:t>
+      </w:r>
+    </w:p>
+    <w:p>
+      <w:pPr>
+        <w:pStyle w:val="ListParagraph"/>
+      </w:pPr>
+      <w:r>
+        <w:t xml:space="preserve">If eligible, the application proceeds to the Mentor Matching process (MN-MATCH).</w:t>
+      </w:r>
+    </w:p>
+    <w:p>
+      <w:pPr>
+        <w:pStyle w:val="ListParagraph"/>
+      </w:pPr>
+      <w:r>
+        <w:t xml:space="preserve">If not eligible, the Client Administrator updates the Engagement status to Declined, records the reason, and notifies the applicant directly. No automated notification is sent. The Client Organization and Contact records are retained permanently.</w:t>
+      </w:r>
+    </w:p>
+    <w:p>
+      <w:pPr>
+        <w:pStyle w:val="Normal"/>
+      </w:pPr>
+      <w:r>
+        <w:t xml:space="preserve">A structured eligibility screening workflow may be defined by organizational leadership in a future revision. The current process assumes a basic administrative review.</w:t>
       </w:r>
     </w:p>
     <w:p>
@@ -2299,6 +2279,372 @@
           </w:p>
         </w:tc>
       </w:tr>
+      <w:tr>
+        <w:trPr/>
+        <w:tc>
+          <w:tcPr>
+            <w:tcW w:w="2000" w:type="dxa"/>
+            <w:tcBorders>
+              <w:top w:val="single" w:sz="2" w:space="0" w:color="AAAAAA"/>
+              <w:left w:val="single" w:sz="2" w:space="0" w:color="AAAAAA"/>
+              <w:bottom w:val="single" w:sz="2" w:space="0" w:color="AAAAAA"/>
+              <w:right w:val="single" w:sz="2" w:space="0" w:color="AAAAAA"/>
+            </w:tcBorders>
+          </w:tcPr>
+          <w:p>
+            <w:pPr>
+              <w:pStyle w:val="Normal"/>
+              <w:rPr/>
+            </w:pPr>
+            <w:r>
+              <w:rPr>
+                <w:rFonts w:eastAsia="Arial" w:cs="Arial"/>
+                <w:b/>
+                <w:bCs/>
+                <w:i w:val="false"/>
+                <w:iCs w:val="false"/>
+                <w:sz w:val="20"/>
+                <w:szCs w:val="20"/>
+              </w:rPr>
+              <w:t xml:space="preserve">MN-INTAKE-REQ-008</w:t>
+            </w:r>
+          </w:p>
+        </w:tc>
+        <w:tc>
+          <w:tcPr>
+            <w:tcW w:w="7359" w:type="dxa"/>
+            <w:tcBorders>
+              <w:top w:val="single" w:sz="2" w:space="0" w:color="AAAAAA"/>
+              <w:left w:val="single" w:sz="2" w:space="0" w:color="AAAAAA"/>
+              <w:bottom w:val="single" w:sz="2" w:space="0" w:color="AAAAAA"/>
+              <w:right w:val="single" w:sz="2" w:space="0" w:color="AAAAAA"/>
+            </w:tcBorders>
+          </w:tcPr>
+          <w:p>
+            <w:pPr>
+              <w:pStyle w:val="Normal"/>
+              <w:rPr/>
+            </w:pPr>
+            <w:r>
+              <w:rPr>
+                <w:rFonts w:eastAsia="Arial" w:cs="Arial"/>
+                <w:b w:val="false"/>
+                <w:bCs w:val="false"/>
+                <w:i w:val="false"/>
+                <w:iCs w:val="false"/>
+                <w:sz w:val="20"/>
+                <w:szCs w:val="20"/>
+              </w:rPr>
+              <w:t xml:space="preserve">When the intake form is submitted without a Business Name, the system must create the Client Organization record with a derived name in the format “{First Name} {Last Name} (Pre-Startup)”. The name is updated by the assigned mentor when the actual business name is established.</w:t>
+            </w:r>
+          </w:p>
+        </w:tc>
+      </w:tr>
+      <w:tr>
+        <w:trPr/>
+        <w:tc>
+          <w:tcPr>
+            <w:tcW w:w="2000" w:type="dxa"/>
+            <w:tcBorders>
+              <w:top w:val="single" w:sz="2" w:space="0" w:color="AAAAAA"/>
+              <w:left w:val="single" w:sz="2" w:space="0" w:color="AAAAAA"/>
+              <w:bottom w:val="single" w:sz="2" w:space="0" w:color="AAAAAA"/>
+              <w:right w:val="single" w:sz="2" w:space="0" w:color="AAAAAA"/>
+            </w:tcBorders>
+          </w:tcPr>
+          <w:p>
+            <w:pPr>
+              <w:pStyle w:val="Normal"/>
+              <w:rPr/>
+            </w:pPr>
+            <w:r>
+              <w:rPr>
+                <w:rFonts w:eastAsia="Arial" w:cs="Arial"/>
+                <w:b/>
+                <w:bCs/>
+                <w:i w:val="false"/>
+                <w:iCs w:val="false"/>
+                <w:sz w:val="20"/>
+                <w:szCs w:val="20"/>
+              </w:rPr>
+              <w:t xml:space="preserve">MN-INTAKE-REQ-009</w:t>
+            </w:r>
+          </w:p>
+        </w:tc>
+        <w:tc>
+          <w:tcPr>
+            <w:tcW w:w="7359" w:type="dxa"/>
+            <w:tcBorders>
+              <w:top w:val="single" w:sz="2" w:space="0" w:color="AAAAAA"/>
+              <w:left w:val="single" w:sz="2" w:space="0" w:color="AAAAAA"/>
+              <w:bottom w:val="single" w:sz="2" w:space="0" w:color="AAAAAA"/>
+              <w:right w:val="single" w:sz="2" w:space="0" w:color="AAAAAA"/>
+            </w:tcBorders>
+          </w:tcPr>
+          <w:p>
+            <w:pPr>
+              <w:pStyle w:val="Normal"/>
+              <w:rPr/>
+            </w:pPr>
+            <w:r>
+              <w:rPr>
+                <w:rFonts w:eastAsia="Arial" w:cs="Arial"/>
+                <w:b w:val="false"/>
+                <w:bCs w:val="false"/>
+                <w:i w:val="false"/>
+                <w:iCs w:val="false"/>
+                <w:sz w:val="20"/>
+                <w:szCs w:val="20"/>
+              </w:rPr>
+              <w:t xml:space="preserve">The intake form must allow the client to optionally select a preferred mentor from available mentor profiles. The selection is recorded as a preference on the Engagement record (Requested Mentor / MN-INTAKE-DAT-026) and reviewed during Mentor Matching (MN-MATCH-REQ-009). The Client Assignment Coordinator is not obligated to honor the request.</w:t>
+            </w:r>
+          </w:p>
+        </w:tc>
+      </w:tr>
+      <w:tr>
+        <w:trPr/>
+        <w:tc>
+          <w:tcPr>
+            <w:tcW w:w="2000" w:type="dxa"/>
+            <w:tcBorders>
+              <w:top w:val="single" w:sz="2" w:space="0" w:color="AAAAAA"/>
+              <w:left w:val="single" w:sz="2" w:space="0" w:color="AAAAAA"/>
+              <w:bottom w:val="single" w:sz="2" w:space="0" w:color="AAAAAA"/>
+              <w:right w:val="single" w:sz="2" w:space="0" w:color="AAAAAA"/>
+            </w:tcBorders>
+          </w:tcPr>
+          <w:p>
+            <w:pPr>
+              <w:pStyle w:val="Normal"/>
+              <w:rPr/>
+            </w:pPr>
+            <w:r>
+              <w:rPr>
+                <w:rFonts w:eastAsia="Arial" w:cs="Arial"/>
+                <w:b/>
+                <w:bCs/>
+                <w:i w:val="false"/>
+                <w:iCs w:val="false"/>
+                <w:sz w:val="20"/>
+                <w:szCs w:val="20"/>
+              </w:rPr>
+              <w:t xml:space="preserve">MN-INTAKE-REQ-010</w:t>
+            </w:r>
+          </w:p>
+        </w:tc>
+        <w:tc>
+          <w:tcPr>
+            <w:tcW w:w="7359" w:type="dxa"/>
+            <w:tcBorders>
+              <w:top w:val="single" w:sz="2" w:space="0" w:color="AAAAAA"/>
+              <w:left w:val="single" w:sz="2" w:space="0" w:color="AAAAAA"/>
+              <w:bottom w:val="single" w:sz="2" w:space="0" w:color="AAAAAA"/>
+              <w:right w:val="single" w:sz="2" w:space="0" w:color="AAAAAA"/>
+            </w:tcBorders>
+          </w:tcPr>
+          <w:p>
+            <w:pPr>
+              <w:pStyle w:val="Normal"/>
+              <w:rPr/>
+            </w:pPr>
+            <w:r>
+              <w:rPr>
+                <w:rFonts w:eastAsia="Arial" w:cs="Arial"/>
+                <w:b w:val="false"/>
+                <w:bCs w:val="false"/>
+                <w:i w:val="false"/>
+                <w:iCs w:val="false"/>
+                <w:sz w:val="20"/>
+                <w:szCs w:val="20"/>
+              </w:rPr>
+              <w:t xml:space="preserve">When a client mentoring application is submitted, the system must check whether the submitting individual already exists as a Contact (matched by email address) before creating a new Contact record. If a matching Contact exists — typically because the individual was created earlier as a marketing prospect via CR-MARKETING — the system reuses that Contact rather than creating a duplicate. Pairs with MN-MC-AA-017.</w:t>
+            </w:r>
+          </w:p>
+        </w:tc>
+      </w:tr>
+      <w:tr>
+        <w:trPr/>
+        <w:tc>
+          <w:tcPr>
+            <w:tcW w:w="2000" w:type="dxa"/>
+            <w:tcBorders>
+              <w:top w:val="single" w:sz="2" w:space="0" w:color="AAAAAA"/>
+              <w:left w:val="single" w:sz="2" w:space="0" w:color="AAAAAA"/>
+              <w:bottom w:val="single" w:sz="2" w:space="0" w:color="AAAAAA"/>
+              <w:right w:val="single" w:sz="2" w:space="0" w:color="AAAAAA"/>
+            </w:tcBorders>
+          </w:tcPr>
+          <w:p>
+            <w:pPr>
+              <w:pStyle w:val="Normal"/>
+              <w:rPr/>
+            </w:pPr>
+            <w:r>
+              <w:rPr>
+                <w:rFonts w:eastAsia="Arial" w:cs="Arial"/>
+                <w:b/>
+                <w:bCs/>
+                <w:i w:val="false"/>
+                <w:iCs w:val="false"/>
+                <w:sz w:val="20"/>
+                <w:szCs w:val="20"/>
+              </w:rPr>
+              <w:t xml:space="preserve">MN-INTAKE-REQ-011</w:t>
+            </w:r>
+          </w:p>
+        </w:tc>
+        <w:tc>
+          <w:tcPr>
+            <w:tcW w:w="7359" w:type="dxa"/>
+            <w:tcBorders>
+              <w:top w:val="single" w:sz="2" w:space="0" w:color="AAAAAA"/>
+              <w:left w:val="single" w:sz="2" w:space="0" w:color="AAAAAA"/>
+              <w:bottom w:val="single" w:sz="2" w:space="0" w:color="AAAAAA"/>
+              <w:right w:val="single" w:sz="2" w:space="0" w:color="AAAAAA"/>
+            </w:tcBorders>
+          </w:tcPr>
+          <w:p>
+            <w:pPr>
+              <w:pStyle w:val="Normal"/>
+              <w:rPr/>
+            </w:pPr>
+            <w:r>
+              <w:rPr>
+                <w:rFonts w:eastAsia="Arial" w:cs="Arial"/>
+                <w:b w:val="false"/>
+                <w:bCs w:val="false"/>
+                <w:i w:val="false"/>
+                <w:iCs w:val="false"/>
+                <w:sz w:val="20"/>
+                <w:szCs w:val="20"/>
+              </w:rPr>
+              <w:t xml:space="preserve">When the application is processed and an Account is associated with the application — either by linking to an existing Account or by creating a new Account using the pre-startup naming logic from MN-INTAKE-REQ-008 — the system must set Account.clientStatus to Applicant and populate Account.applicantSinceTimestamp (MN-INTAKE-DAT-027) with the current datetime if the field is currently null. Pairs with MN-MC-AA-018 and CR-MC-AA-003.</w:t>
+            </w:r>
+          </w:p>
+        </w:tc>
+      </w:tr>
+      <w:tr>
+        <w:trPr/>
+        <w:tc>
+          <w:tcPr>
+            <w:tcW w:w="2000" w:type="dxa"/>
+            <w:tcBorders>
+              <w:top w:val="single" w:sz="2" w:space="0" w:color="AAAAAA"/>
+              <w:left w:val="single" w:sz="2" w:space="0" w:color="AAAAAA"/>
+              <w:bottom w:val="single" w:sz="2" w:space="0" w:color="AAAAAA"/>
+              <w:right w:val="single" w:sz="2" w:space="0" w:color="AAAAAA"/>
+            </w:tcBorders>
+          </w:tcPr>
+          <w:p>
+            <w:pPr>
+              <w:pStyle w:val="Normal"/>
+              <w:rPr/>
+            </w:pPr>
+            <w:r>
+              <w:rPr>
+                <w:rFonts w:eastAsia="Arial" w:cs="Arial"/>
+                <w:b/>
+                <w:bCs/>
+                <w:i w:val="false"/>
+                <w:iCs w:val="false"/>
+                <w:sz w:val="20"/>
+                <w:szCs w:val="20"/>
+              </w:rPr>
+              <w:t xml:space="preserve">MN-INTAKE-REQ-012</w:t>
+            </w:r>
+          </w:p>
+        </w:tc>
+        <w:tc>
+          <w:tcPr>
+            <w:tcW w:w="7359" w:type="dxa"/>
+            <w:tcBorders>
+              <w:top w:val="single" w:sz="2" w:space="0" w:color="AAAAAA"/>
+              <w:left w:val="single" w:sz="2" w:space="0" w:color="AAAAAA"/>
+              <w:bottom w:val="single" w:sz="2" w:space="0" w:color="AAAAAA"/>
+              <w:right w:val="single" w:sz="2" w:space="0" w:color="AAAAAA"/>
+            </w:tcBorders>
+          </w:tcPr>
+          <w:p>
+            <w:pPr>
+              <w:pStyle w:val="Normal"/>
+              <w:rPr/>
+            </w:pPr>
+            <w:r>
+              <w:rPr>
+                <w:rFonts w:eastAsia="Arial" w:cs="Arial"/>
+                <w:b w:val="false"/>
+                <w:bCs w:val="false"/>
+                <w:i w:val="false"/>
+                <w:iCs w:val="false"/>
+                <w:sz w:val="20"/>
+                <w:szCs w:val="20"/>
+              </w:rPr>
+              <w:t xml:space="preserve">When the application is processed, the system must transition the applicant Contact’s prospectStatus to Converted (the terminal state of the marketing-funnel lifecycle). Other prospect Contacts at the same Account are not automatically converted — each individual person retains their own funnel state. Pairs with MN-MC-AA-019.</w:t>
+            </w:r>
+          </w:p>
+        </w:tc>
+      </w:tr>
+      <w:tr>
+        <w:trPr/>
+        <w:tc>
+          <w:tcPr>
+            <w:tcW w:w="2000" w:type="dxa"/>
+            <w:tcBorders>
+              <w:top w:val="single" w:sz="2" w:space="0" w:color="AAAAAA"/>
+              <w:left w:val="single" w:sz="2" w:space="0" w:color="AAAAAA"/>
+              <w:bottom w:val="single" w:sz="2" w:space="0" w:color="AAAAAA"/>
+              <w:right w:val="single" w:sz="2" w:space="0" w:color="AAAAAA"/>
+            </w:tcBorders>
+          </w:tcPr>
+          <w:p>
+            <w:pPr>
+              <w:pStyle w:val="Normal"/>
+              <w:rPr/>
+            </w:pPr>
+            <w:r>
+              <w:rPr>
+                <w:rFonts w:eastAsia="Arial" w:cs="Arial"/>
+                <w:b/>
+                <w:bCs/>
+                <w:i w:val="false"/>
+                <w:iCs w:val="false"/>
+                <w:sz w:val="20"/>
+                <w:szCs w:val="20"/>
+              </w:rPr>
+              <w:t xml:space="preserve">MN-INTAKE-REQ-013</w:t>
+            </w:r>
+          </w:p>
+        </w:tc>
+        <w:tc>
+          <w:tcPr>
+            <w:tcW w:w="7359" w:type="dxa"/>
+            <w:tcBorders>
+              <w:top w:val="single" w:sz="2" w:space="0" w:color="AAAAAA"/>
+              <w:left w:val="single" w:sz="2" w:space="0" w:color="AAAAAA"/>
+              <w:bottom w:val="single" w:sz="2" w:space="0" w:color="AAAAAA"/>
+              <w:right w:val="single" w:sz="2" w:space="0" w:color="AAAAAA"/>
+            </w:tcBorders>
+          </w:tcPr>
+          <w:p>
+            <w:pPr>
+              <w:pStyle w:val="Normal"/>
+              <w:rPr/>
+            </w:pPr>
+            <w:r>
+              <w:rPr>
+                <w:rFonts w:eastAsia="Arial" w:cs="Arial"/>
+                <w:b w:val="false"/>
+                <w:bCs w:val="false"/>
+                <w:i w:val="false"/>
+                <w:iCs w:val="false"/>
+                <w:sz w:val="20"/>
+                <w:szCs w:val="20"/>
+              </w:rPr>
+              <w:t xml:space="preserve">When the applicant fills out the application form and selects a value for howDidYouHearAboutCbm, the system must write the self-reported value to the Contact’s howDidYouHearAboutCbm field only if the field is currently blank (CR-MARKETING-owned attribution data has higher authority than self-report). The full self-reported value is always appended to Contact.sourceAttributionDetails as an audit trail entry, regardless of whether the primary field was overwritten. Pairs with MN-MC-AA-020 and CR-MC-AA-017.</w:t>
+            </w:r>
+          </w:p>
+        </w:tc>
+      </w:tr>
     </w:tbl>
     <w:p>
       <w:pPr>
@@ -2392,7 +2738,7 @@
           <w:sz w:val="22"/>
           <w:szCs w:val="22"/>
         </w:rPr>
-        <w:t>Client Organization: Business Name (MN-INTAKE-DAT-001), Website (DAT-002), Address (DAT-003), Organization Type (DAT-004), Business Stage (DAT-005), Industry Sector (DAT-006), Industry Subsector (DAT-007).</w:t>
+        <w:t>Client Organization: Business Name (MN-INTAKE-DAT-001), Website (DAT-002), Address (DAT-003), Organization Type (DAT-004), Business Stage (DAT-005), Industry Sector (DAT-006), Industry Subsector (DAT-007), Applicant Since Timestamp (MN-INTAKE-DAT-027 — system-populated, first-transition only).</w:t>
       </w:r>
     </w:p>
     <w:p>
@@ -2430,7 +2776,7 @@
           <w:sz w:val="22"/>
           <w:szCs w:val="22"/>
         </w:rPr>
-        <w:t>Engagement: Status (MN-INTAKE-DAT-017), Mentoring Focus Areas (DAT-018), Mentoring Needs Description (DAT-019), Primary Engagement Contact (DAT-020).</w:t>
+        <w:t>Engagement: Status (MN-INTAKE-DAT-017), Mentoring Focus Areas (DAT-018), Mentoring Needs Description (DAT-019), Primary Engagement Contact (DAT-020), Requested Mentor (MN-INTAKE-DAT-026 — optional, client-selected preferred mentor).</w:t>
       </w:r>
     </w:p>
     <w:p>
@@ -2481,7 +2827,7 @@
           <w:sz w:val="22"/>
           <w:szCs w:val="22"/>
         </w:rPr>
-        <w:t>Tier: Core | Version: 2.1 | Last Updated: 04-01-26 05:00</w:t>
+        <w:t>Tier: Core | Version: 2.2 | Last Updated: 04-05-26 18:30</w:t>
       </w:r>
     </w:p>
     <w:p>
@@ -2866,6 +3212,14 @@
           <w:szCs w:val="22"/>
         </w:rPr>
         <w:t>The Client Assignment Coordinator reviews the approved client’s Client Organization record and Engagement record.</w:t>
+      </w:r>
+    </w:p>
+    <w:p>
+      <w:pPr>
+        <w:pStyle w:val="ListParagraph"/>
+      </w:pPr>
+      <w:r>
+        <w:t xml:space="preserve">The Client Assignment Coordinator checks whether the Engagement has a Requested Mentor (MN-INTAKE-DAT-026). If the client selected a preferred mentor during intake, the coordinator reviews the requested mentor’s profile, availability, and fit. If the requested mentor is appropriate and available, the coordinator may proceed directly to nomination. If the requested mentor is not appropriate or not available, the coordinator searches the general roster. The request is a client preference, not a binding assignment.</w:t>
       </w:r>
     </w:p>
     <w:p>
@@ -3835,6 +4189,67 @@
           </w:p>
         </w:tc>
       </w:tr>
+      <w:tr>
+        <w:trPr/>
+        <w:tc>
+          <w:tcPr>
+            <w:tcW w:w="2000" w:type="dxa"/>
+            <w:tcBorders>
+              <w:top w:val="single" w:sz="2" w:space="0" w:color="AAAAAA"/>
+              <w:left w:val="single" w:sz="2" w:space="0" w:color="AAAAAA"/>
+              <w:bottom w:val="single" w:sz="2" w:space="0" w:color="AAAAAA"/>
+              <w:right w:val="single" w:sz="2" w:space="0" w:color="AAAAAA"/>
+            </w:tcBorders>
+          </w:tcPr>
+          <w:p>
+            <w:pPr>
+              <w:pStyle w:val="Normal"/>
+              <w:rPr/>
+            </w:pPr>
+            <w:r>
+              <w:rPr>
+                <w:rFonts w:eastAsia="Arial" w:cs="Arial"/>
+                <w:b/>
+                <w:bCs/>
+                <w:i w:val="false"/>
+                <w:iCs w:val="false"/>
+                <w:sz w:val="20"/>
+                <w:szCs w:val="20"/>
+              </w:rPr>
+              <w:t xml:space="preserve">MN-MATCH-REQ-009</w:t>
+            </w:r>
+          </w:p>
+        </w:tc>
+        <w:tc>
+          <w:tcPr>
+            <w:tcW w:w="7359" w:type="dxa"/>
+            <w:tcBorders>
+              <w:top w:val="single" w:sz="2" w:space="0" w:color="AAAAAA"/>
+              <w:left w:val="single" w:sz="2" w:space="0" w:color="AAAAAA"/>
+              <w:bottom w:val="single" w:sz="2" w:space="0" w:color="AAAAAA"/>
+              <w:right w:val="single" w:sz="2" w:space="0" w:color="AAAAAA"/>
+            </w:tcBorders>
+          </w:tcPr>
+          <w:p>
+            <w:pPr>
+              <w:pStyle w:val="Normal"/>
+              <w:rPr/>
+            </w:pPr>
+            <w:r>
+              <w:rPr>
+                <w:rFonts w:eastAsia="Arial" w:cs="Arial"/>
+                <w:b w:val="false"/>
+                <w:bCs w:val="false"/>
+                <w:i w:val="false"/>
+                <w:iCs w:val="false"/>
+                <w:sz w:val="20"/>
+                <w:szCs w:val="20"/>
+              </w:rPr>
+              <w:t xml:space="preserve">When a Requested Mentor is present on the Engagement, the Client Assignment Coordinator must review the requested mentor’s profile, availability, and fit before searching the general mentor roster. The request is a client preference, not a binding assignment.</w:t>
+            </w:r>
+          </w:p>
+        </w:tc>
+      </w:tr>
     </w:tbl>
     <w:p>
       <w:pPr>
@@ -3909,7 +4324,7 @@
           <w:sz w:val="22"/>
           <w:szCs w:val="22"/>
         </w:rPr>
-        <w:t>Engagement: Status (MN-MATCH-DAT-008), Mentoring Focus Areas (DAT-009), Mentoring Needs Description (DAT-010), Primary Engagement Contact (DAT-022).</w:t>
+        <w:t>Engagement: Status (MN-MATCH-DAT-008), Mentoring Focus Areas (DAT-009), Mentoring Needs Description (DAT-010), Primary Engagement Contact (DAT-022), Requested Mentor (MN-MATCH-DAT-024 — optional client preference set during intake).</w:t>
       </w:r>
     </w:p>
     <w:p>
@@ -9427,6 +9842,736 @@
       </w:pPr>
       <w:r>
         <w:rPr/>
+      </w:r>
+    </w:p>
+    <w:p>
+      <w:pPr>
+        <w:pStyle w:val="Heading2"/>
+      </w:pPr>
+      <w:r>
+        <w:t xml:space="preserve">Entity Relationships</w:t>
+      </w:r>
+    </w:p>
+    <w:p>
+      <w:r>
+        <w:t xml:space="preserve">The relationships among entities in the Mentoring domain are summarized below. Relationships set the structural context within which the per-entity field tables that follow operate. The table is filtered to MN-domain-relevant relationships only; CR-only and FU-only Account and Contact relationships are documented in their respective Domain PRDs.</w:t>
+      </w:r>
+    </w:p>
+    <w:tbl>
+      <w:tblPr>
+        <w:tblW w:type="auto" w:w="0"/>
+        <w:tblLook w:firstColumn="1" w:firstRow="1" w:lastColumn="0" w:lastRow="0" w:noHBand="0" w:noVBand="1" w:val="04A0"/>
+        <w:tblBorders>
+          <w:top w:val="single" w:sz="4" w:space="0" w:color="AAAAAA"/>
+          <w:left w:val="single" w:sz="4" w:space="0" w:color="AAAAAA"/>
+          <w:bottom w:val="single" w:sz="4" w:space="0" w:color="AAAAAA"/>
+          <w:right w:val="single" w:sz="4" w:space="0" w:color="AAAAAA"/>
+          <w:insideH w:val="single" w:sz="4" w:space="0" w:color="AAAAAA"/>
+          <w:insideV w:val="single" w:sz="4" w:space="0" w:color="AAAAAA"/>
+        </w:tblBorders>
+      </w:tblPr>
+      <w:tblGrid>
+        <w:gridCol w:w="1872"/>
+        <w:gridCol w:w="1872"/>
+        <w:gridCol w:w="1872"/>
+        <w:gridCol w:w="1872"/>
+        <w:gridCol w:w="1872"/>
+      </w:tblGrid>
+      <w:tr>
+        <w:tc>
+          <w:tcPr>
+            <w:tcW w:type="dxa" w:w="1872"/>
+          </w:tcPr>
+          <w:p>
+            <w:r>
+              <w:t>Relationship</w:t>
+            </w:r>
+          </w:p>
+        </w:tc>
+        <w:tc>
+          <w:tcPr>
+            <w:tcW w:type="dxa" w:w="1872"/>
+          </w:tcPr>
+          <w:p>
+            <w:r>
+              <w:t>Related Entity</w:t>
+            </w:r>
+          </w:p>
+        </w:tc>
+        <w:tc>
+          <w:tcPr>
+            <w:tcW w:type="dxa" w:w="1872"/>
+          </w:tcPr>
+          <w:p>
+            <w:r>
+              <w:t>Link Type</w:t>
+            </w:r>
+          </w:p>
+        </w:tc>
+        <w:tc>
+          <w:tcPr>
+            <w:tcW w:type="dxa" w:w="1872"/>
+          </w:tcPr>
+          <w:p>
+            <w:r>
+              <w:t>YAML location</w:t>
+            </w:r>
+          </w:p>
+        </w:tc>
+        <w:tc>
+          <w:tcPr>
+            <w:tcW w:type="dxa" w:w="1872"/>
+          </w:tcPr>
+          <w:p>
+            <w:r>
+              <w:t>Domain(s)</w:t>
+            </w:r>
+          </w:p>
+        </w:tc>
+      </w:tr>
+      <w:tr>
+        <w:tc>
+          <w:tcPr>
+            <w:tcW w:type="dxa" w:w="1872"/>
+          </w:tcPr>
+          <w:p>
+            <w:r>
+              <w:t>Account ↔ Contact</w:t>
+            </w:r>
+          </w:p>
+        </w:tc>
+        <w:tc>
+          <w:tcPr>
+            <w:tcW w:type="dxa" w:w="1872"/>
+          </w:tcPr>
+          <w:p>
+            <w:r>
+              <w:t>(Account / Contact)</w:t>
+            </w:r>
+          </w:p>
+        </w:tc>
+        <w:tc>
+          <w:tcPr>
+            <w:tcW w:type="dxa" w:w="1872"/>
+          </w:tcPr>
+          <w:p>
+            <w:r>
+              <w:t>manyToMany</w:t>
+            </w:r>
+          </w:p>
+        </w:tc>
+        <w:tc>
+          <w:tcPr>
+            <w:tcW w:type="dxa" w:w="1872"/>
+          </w:tcPr>
+          <w:p>
+            <w:r>
+              <w:t>None — native to the platform</w:t>
+            </w:r>
+          </w:p>
+        </w:tc>
+        <w:tc>
+          <w:tcPr>
+            <w:tcW w:type="dxa" w:w="1872"/>
+          </w:tcPr>
+          <w:p>
+            <w:r>
+              <w:t>MN, CR, FU</w:t>
+            </w:r>
+          </w:p>
+        </w:tc>
+      </w:tr>
+      <w:tr>
+        <w:tc>
+          <w:tcPr>
+            <w:tcW w:type="dxa" w:w="1872"/>
+          </w:tcPr>
+          <w:p>
+            <w:r>
+              <w:t>Account → Engagement</w:t>
+            </w:r>
+          </w:p>
+        </w:tc>
+        <w:tc>
+          <w:tcPr>
+            <w:tcW w:type="dxa" w:w="1872"/>
+          </w:tcPr>
+          <w:p>
+            <w:r>
+              <w:t>Engagement</w:t>
+            </w:r>
+          </w:p>
+        </w:tc>
+        <w:tc>
+          <w:tcPr>
+            <w:tcW w:type="dxa" w:w="1872"/>
+          </w:tcPr>
+          <w:p>
+            <w:r>
+              <w:t>oneToMany</w:t>
+            </w:r>
+          </w:p>
+        </w:tc>
+        <w:tc>
+          <w:tcPr>
+            <w:tcW w:type="dxa" w:w="1872"/>
+          </w:tcPr>
+          <w:p>
+            <w:r>
+              <w:t>engagementClientOrganization in MN-Engagement.yaml</w:t>
+            </w:r>
+          </w:p>
+        </w:tc>
+        <w:tc>
+          <w:tcPr>
+            <w:tcW w:type="dxa" w:w="1872"/>
+          </w:tcPr>
+          <w:p>
+            <w:r>
+              <w:t>MN</w:t>
+            </w:r>
+          </w:p>
+        </w:tc>
+      </w:tr>
+      <w:tr>
+        <w:tc>
+          <w:tcPr>
+            <w:tcW w:type="dxa" w:w="1872"/>
+          </w:tcPr>
+          <w:p>
+            <w:r>
+              <w:t>Engagement → Contact (Assigned Mentor)</w:t>
+            </w:r>
+          </w:p>
+        </w:tc>
+        <w:tc>
+          <w:tcPr>
+            <w:tcW w:type="dxa" w:w="1872"/>
+          </w:tcPr>
+          <w:p>
+            <w:r>
+              <w:t>Contact</w:t>
+            </w:r>
+          </w:p>
+        </w:tc>
+        <w:tc>
+          <w:tcPr>
+            <w:tcW w:type="dxa" w:w="1872"/>
+          </w:tcPr>
+          <w:p>
+            <w:r>
+              <w:t>manyToOne</w:t>
+            </w:r>
+          </w:p>
+        </w:tc>
+        <w:tc>
+          <w:tcPr>
+            <w:tcW w:type="dxa" w:w="1872"/>
+          </w:tcPr>
+          <w:p>
+            <w:r>
+              <w:t>engagementAssignedMentor in MN-Engagement.yaml</w:t>
+            </w:r>
+          </w:p>
+        </w:tc>
+        <w:tc>
+          <w:tcPr>
+            <w:tcW w:type="dxa" w:w="1872"/>
+          </w:tcPr>
+          <w:p>
+            <w:r>
+              <w:t>MN</w:t>
+            </w:r>
+          </w:p>
+        </w:tc>
+      </w:tr>
+      <w:tr>
+        <w:tc>
+          <w:tcPr>
+            <w:tcW w:type="dxa" w:w="1872"/>
+          </w:tcPr>
+          <w:p>
+            <w:r>
+              <w:t>Engagement → Contact (Primary Engagement Contact)</w:t>
+            </w:r>
+          </w:p>
+        </w:tc>
+        <w:tc>
+          <w:tcPr>
+            <w:tcW w:type="dxa" w:w="1872"/>
+          </w:tcPr>
+          <w:p>
+            <w:r>
+              <w:t>Contact</w:t>
+            </w:r>
+          </w:p>
+        </w:tc>
+        <w:tc>
+          <w:tcPr>
+            <w:tcW w:type="dxa" w:w="1872"/>
+          </w:tcPr>
+          <w:p>
+            <w:r>
+              <w:t>manyToOne</w:t>
+            </w:r>
+          </w:p>
+        </w:tc>
+        <w:tc>
+          <w:tcPr>
+            <w:tcW w:type="dxa" w:w="1872"/>
+          </w:tcPr>
+          <w:p>
+            <w:r>
+              <w:t>engagementPrimaryEngagementContact in MN-Engagement.yaml</w:t>
+            </w:r>
+          </w:p>
+        </w:tc>
+        <w:tc>
+          <w:tcPr>
+            <w:tcW w:type="dxa" w:w="1872"/>
+          </w:tcPr>
+          <w:p>
+            <w:r>
+              <w:t>MN</w:t>
+            </w:r>
+          </w:p>
+        </w:tc>
+      </w:tr>
+      <w:tr>
+        <w:tc>
+          <w:tcPr>
+            <w:tcW w:type="dxa" w:w="1872"/>
+          </w:tcPr>
+          <w:p>
+            <w:r>
+              <w:t>Engagement ↔ Contact (Engagement Contacts)</w:t>
+            </w:r>
+          </w:p>
+        </w:tc>
+        <w:tc>
+          <w:tcPr>
+            <w:tcW w:type="dxa" w:w="1872"/>
+          </w:tcPr>
+          <w:p>
+            <w:r>
+              <w:t>Contact</w:t>
+            </w:r>
+          </w:p>
+        </w:tc>
+        <w:tc>
+          <w:tcPr>
+            <w:tcW w:type="dxa" w:w="1872"/>
+          </w:tcPr>
+          <w:p>
+            <w:r>
+              <w:t>manyToMany</w:t>
+            </w:r>
+          </w:p>
+        </w:tc>
+        <w:tc>
+          <w:tcPr>
+            <w:tcW w:type="dxa" w:w="1872"/>
+          </w:tcPr>
+          <w:p>
+            <w:r>
+              <w:t>engagementContacts in MN-Engagement.yaml</w:t>
+            </w:r>
+          </w:p>
+        </w:tc>
+        <w:tc>
+          <w:tcPr>
+            <w:tcW w:type="dxa" w:w="1872"/>
+          </w:tcPr>
+          <w:p>
+            <w:r>
+              <w:t>MN</w:t>
+            </w:r>
+          </w:p>
+        </w:tc>
+      </w:tr>
+      <w:tr>
+        <w:tc>
+          <w:tcPr>
+            <w:tcW w:type="dxa" w:w="1872"/>
+          </w:tcPr>
+          <w:p>
+            <w:r>
+              <w:t>Engagement ↔ Contact (Additional Mentors)</w:t>
+            </w:r>
+          </w:p>
+        </w:tc>
+        <w:tc>
+          <w:tcPr>
+            <w:tcW w:type="dxa" w:w="1872"/>
+          </w:tcPr>
+          <w:p>
+            <w:r>
+              <w:t>Contact</w:t>
+            </w:r>
+          </w:p>
+        </w:tc>
+        <w:tc>
+          <w:tcPr>
+            <w:tcW w:type="dxa" w:w="1872"/>
+          </w:tcPr>
+          <w:p>
+            <w:r>
+              <w:t>manyToMany</w:t>
+            </w:r>
+          </w:p>
+        </w:tc>
+        <w:tc>
+          <w:tcPr>
+            <w:tcW w:type="dxa" w:w="1872"/>
+          </w:tcPr>
+          <w:p>
+            <w:r>
+              <w:t>engagementAdditionalMentors in MN-Engagement.yaml</w:t>
+            </w:r>
+          </w:p>
+        </w:tc>
+        <w:tc>
+          <w:tcPr>
+            <w:tcW w:type="dxa" w:w="1872"/>
+          </w:tcPr>
+          <w:p>
+            <w:r>
+              <w:t>MN</w:t>
+            </w:r>
+          </w:p>
+        </w:tc>
+      </w:tr>
+      <w:tr>
+        <w:tc>
+          <w:tcPr>
+            <w:tcW w:type="dxa" w:w="1872"/>
+          </w:tcPr>
+          <w:p>
+            <w:r>
+              <w:t>Engagement → Contact (Requested Mentor)</w:t>
+            </w:r>
+          </w:p>
+        </w:tc>
+        <w:tc>
+          <w:tcPr>
+            <w:tcW w:type="dxa" w:w="1872"/>
+          </w:tcPr>
+          <w:p>
+            <w:r>
+              <w:t>Contact</w:t>
+            </w:r>
+          </w:p>
+        </w:tc>
+        <w:tc>
+          <w:tcPr>
+            <w:tcW w:type="dxa" w:w="1872"/>
+          </w:tcPr>
+          <w:p>
+            <w:r>
+              <w:t>manyToOne</w:t>
+            </w:r>
+          </w:p>
+        </w:tc>
+        <w:tc>
+          <w:tcPr>
+            <w:tcW w:type="dxa" w:w="1872"/>
+          </w:tcPr>
+          <w:p>
+            <w:r>
+              <w:t>engagementRequestedMentor in MN-Engagement.yaml</w:t>
+            </w:r>
+          </w:p>
+        </w:tc>
+        <w:tc>
+          <w:tcPr>
+            <w:tcW w:type="dxa" w:w="1872"/>
+          </w:tcPr>
+          <w:p>
+            <w:r>
+              <w:t>MN</w:t>
+            </w:r>
+          </w:p>
+        </w:tc>
+      </w:tr>
+      <w:tr>
+        <w:tc>
+          <w:tcPr>
+            <w:tcW w:type="dxa" w:w="1872"/>
+          </w:tcPr>
+          <w:p>
+            <w:r>
+              <w:t>Engagement → Account (Referring Partner)</w:t>
+            </w:r>
+          </w:p>
+        </w:tc>
+        <w:tc>
+          <w:tcPr>
+            <w:tcW w:type="dxa" w:w="1872"/>
+          </w:tcPr>
+          <w:p>
+            <w:r>
+              <w:t>Account</w:t>
+            </w:r>
+          </w:p>
+        </w:tc>
+        <w:tc>
+          <w:tcPr>
+            <w:tcW w:type="dxa" w:w="1872"/>
+          </w:tcPr>
+          <w:p>
+            <w:r>
+              <w:t>manyToOne</w:t>
+            </w:r>
+          </w:p>
+        </w:tc>
+        <w:tc>
+          <w:tcPr>
+            <w:tcW w:type="dxa" w:w="1872"/>
+          </w:tcPr>
+          <w:p>
+            <w:r>
+              <w:t>engagementReferringPartner in MN-Engagement.yaml</w:t>
+            </w:r>
+          </w:p>
+        </w:tc>
+        <w:tc>
+          <w:tcPr>
+            <w:tcW w:type="dxa" w:w="1872"/>
+          </w:tcPr>
+          <w:p>
+            <w:r>
+              <w:t>CR (touched by MN)</w:t>
+            </w:r>
+          </w:p>
+        </w:tc>
+      </w:tr>
+      <w:tr>
+        <w:tc>
+          <w:tcPr>
+            <w:tcW w:type="dxa" w:w="1872"/>
+          </w:tcPr>
+          <w:p>
+            <w:r>
+              <w:t>Engagement → Session</w:t>
+            </w:r>
+          </w:p>
+        </w:tc>
+        <w:tc>
+          <w:tcPr>
+            <w:tcW w:type="dxa" w:w="1872"/>
+          </w:tcPr>
+          <w:p>
+            <w:r>
+              <w:t>Session</w:t>
+            </w:r>
+          </w:p>
+        </w:tc>
+        <w:tc>
+          <w:tcPr>
+            <w:tcW w:type="dxa" w:w="1872"/>
+          </w:tcPr>
+          <w:p>
+            <w:r>
+              <w:t>oneToMany</w:t>
+            </w:r>
+          </w:p>
+        </w:tc>
+        <w:tc>
+          <w:tcPr>
+            <w:tcW w:type="dxa" w:w="1872"/>
+          </w:tcPr>
+          <w:p>
+            <w:r>
+              <w:t>None — native parent link via Event entity type</w:t>
+            </w:r>
+          </w:p>
+        </w:tc>
+        <w:tc>
+          <w:tcPr>
+            <w:tcW w:type="dxa" w:w="1872"/>
+          </w:tcPr>
+          <w:p>
+            <w:r>
+              <w:t>MN</w:t>
+            </w:r>
+          </w:p>
+        </w:tc>
+      </w:tr>
+      <w:tr>
+        <w:tc>
+          <w:tcPr>
+            <w:tcW w:type="dxa" w:w="1872"/>
+          </w:tcPr>
+          <w:p>
+            <w:r>
+              <w:t>Session ↔ Contact (Mentor Attendees)</w:t>
+            </w:r>
+          </w:p>
+        </w:tc>
+        <w:tc>
+          <w:tcPr>
+            <w:tcW w:type="dxa" w:w="1872"/>
+          </w:tcPr>
+          <w:p>
+            <w:r>
+              <w:t>Contact</w:t>
+            </w:r>
+          </w:p>
+        </w:tc>
+        <w:tc>
+          <w:tcPr>
+            <w:tcW w:type="dxa" w:w="1872"/>
+          </w:tcPr>
+          <w:p>
+            <w:r>
+              <w:t>manyToMany</w:t>
+            </w:r>
+          </w:p>
+        </w:tc>
+        <w:tc>
+          <w:tcPr>
+            <w:tcW w:type="dxa" w:w="1872"/>
+          </w:tcPr>
+          <w:p>
+            <w:r>
+              <w:t>sessionMentorAttendees in MN-Session.yaml</w:t>
+            </w:r>
+          </w:p>
+        </w:tc>
+        <w:tc>
+          <w:tcPr>
+            <w:tcW w:type="dxa" w:w="1872"/>
+          </w:tcPr>
+          <w:p>
+            <w:r>
+              <w:t>MN</w:t>
+            </w:r>
+          </w:p>
+        </w:tc>
+      </w:tr>
+      <w:tr>
+        <w:tc>
+          <w:tcPr>
+            <w:tcW w:type="dxa" w:w="1872"/>
+          </w:tcPr>
+          <w:p>
+            <w:r>
+              <w:t>Session ↔ Contact (Client Attendees)</w:t>
+            </w:r>
+          </w:p>
+        </w:tc>
+        <w:tc>
+          <w:tcPr>
+            <w:tcW w:type="dxa" w:w="1872"/>
+          </w:tcPr>
+          <w:p>
+            <w:r>
+              <w:t>Contact</w:t>
+            </w:r>
+          </w:p>
+        </w:tc>
+        <w:tc>
+          <w:tcPr>
+            <w:tcW w:type="dxa" w:w="1872"/>
+          </w:tcPr>
+          <w:p>
+            <w:r>
+              <w:t>manyToMany</w:t>
+            </w:r>
+          </w:p>
+        </w:tc>
+        <w:tc>
+          <w:tcPr>
+            <w:tcW w:type="dxa" w:w="1872"/>
+          </w:tcPr>
+          <w:p>
+            <w:r>
+              <w:t>sessionClientAttendees in MN-Session.yaml</w:t>
+            </w:r>
+          </w:p>
+        </w:tc>
+        <w:tc>
+          <w:tcPr>
+            <w:tcW w:type="dxa" w:w="1872"/>
+          </w:tcPr>
+          <w:p>
+            <w:r>
+              <w:t>MN</w:t>
+            </w:r>
+          </w:p>
+        </w:tc>
+      </w:tr>
+      <w:tr>
+        <w:tc>
+          <w:tcPr>
+            <w:tcW w:type="dxa" w:w="1872"/>
+          </w:tcPr>
+          <w:p>
+            <w:r>
+              <w:t>Session → Session (Rescheduled From)</w:t>
+            </w:r>
+          </w:p>
+        </w:tc>
+        <w:tc>
+          <w:tcPr>
+            <w:tcW w:type="dxa" w:w="1872"/>
+          </w:tcPr>
+          <w:p>
+            <w:r>
+              <w:t>Session</w:t>
+            </w:r>
+          </w:p>
+        </w:tc>
+        <w:tc>
+          <w:tcPr>
+            <w:tcW w:type="dxa" w:w="1872"/>
+          </w:tcPr>
+          <w:p>
+            <w:r>
+              <w:t>manyToOne (self-ref)</w:t>
+            </w:r>
+          </w:p>
+        </w:tc>
+        <w:tc>
+          <w:tcPr>
+            <w:tcW w:type="dxa" w:w="1872"/>
+          </w:tcPr>
+          <w:p>
+            <w:r>
+              <w:t>sessionRescheduledFrom in MN-Session.yaml</w:t>
+            </w:r>
+          </w:p>
+        </w:tc>
+        <w:tc>
+          <w:tcPr>
+            <w:tcW w:type="dxa" w:w="1872"/>
+          </w:tcPr>
+          <w:p>
+            <w:r>
+              <w:t>MN</w:t>
+            </w:r>
+          </w:p>
+        </w:tc>
+      </w:tr>
+    </w:tbl>
+    <w:p>
+      <w:r>
+        <w:t xml:space="preserve">Note on the Account ↔ Contact relationship: This relationship is provided natively by the underlying platform’s Person/Company entity types and requires no YAML declaration. The only domain-specific customization is the “primaryContact” boolean on the relationship middle table (per Account Entity PRD v1.8 ACT-DEC-001 and Contact Entity PRD v1.7), which is captured as post-deployment configuration in MN-MC-DD-001. The “Primary Contact” designation (MN-INTAKE-DAT-016 / MN-INTAKE-DAT-018) is implemented via this relationship-level boolean.</w:t>
+      </w:r>
+    </w:p>
+    <w:p>
+      <w:r>
+        <w:t xml:space="preserve">Note on the Engagement → Session relationship: Session uses the Event entity type, which provides a native “parent” link. The Engagement → Session oneToMany relationship is implemented via this native parent link rather than a custom relationship declaration in YAML. The Engagement entity’s Session roll-up analytics fields (totalSessions, totalSessionsLast30Days, lastSessionDate, totalSessionHours) consume this native parent link via via: parent aggregate formulas.</w:t>
+      </w:r>
+    </w:p>
+    <w:p>
+      <w:r>
+        <w:t xml:space="preserve">Note on the Engagement → Account (Referring Partner) relationship: This is a CR-contributed referral attribution relationship, declared on the Engagement side via engagementReferringPartner. Set primarily by the assigned mentor after the first session, with a Partner Coordinator exception write path. See Engagement Entity PRD v1.3 Section 3.7.</w:t>
+      </w:r>
+    </w:p>
+    <w:p>
+      <w:r>
+        <w:t xml:space="preserve"/>
       </w:r>
     </w:p>
     <w:p>
@@ -11455,6 +12600,498 @@
           </w:p>
         </w:tc>
       </w:tr>
+      <w:tr>
+        <w:trPr/>
+        <w:tc>
+          <w:tcPr>
+            <w:tcW w:w="1799" w:type="dxa"/>
+            <w:tcBorders>
+              <w:top w:val="single" w:sz="2" w:space="0" w:color="AAAAAA"/>
+              <w:left w:val="single" w:sz="2" w:space="0" w:color="AAAAAA"/>
+              <w:bottom w:val="single" w:sz="2" w:space="0" w:color="AAAAAA"/>
+              <w:right w:val="single" w:sz="2" w:space="0" w:color="AAAAAA"/>
+            </w:tcBorders>
+          </w:tcPr>
+          <w:p>
+            <w:pPr>
+              <w:pStyle w:val="Normal"/>
+              <w:rPr/>
+            </w:pPr>
+            <w:r>
+              <w:rPr>
+                <w:rFonts w:eastAsia="Arial" w:cs="Arial"/>
+                <w:b/>
+                <w:bCs/>
+                <w:i w:val="false"/>
+                <w:iCs w:val="false"/>
+                <w:sz w:val="20"/>
+                <w:szCs w:val="20"/>
+              </w:rPr>
+              <w:t xml:space="preserve">clientNotes</w:t>
+            </w:r>
+          </w:p>
+        </w:tc>
+        <w:tc>
+          <w:tcPr>
+            <w:tcW w:w="1000" w:type="dxa"/>
+            <w:tcBorders>
+              <w:top w:val="single" w:sz="2" w:space="0" w:color="AAAAAA"/>
+              <w:left w:val="single" w:sz="2" w:space="0" w:color="AAAAAA"/>
+              <w:bottom w:val="single" w:sz="2" w:space="0" w:color="AAAAAA"/>
+              <w:right w:val="single" w:sz="2" w:space="0" w:color="AAAAAA"/>
+            </w:tcBorders>
+          </w:tcPr>
+          <w:p>
+            <w:pPr>
+              <w:pStyle w:val="Normal"/>
+              <w:rPr/>
+            </w:pPr>
+            <w:r>
+              <w:rPr>
+                <w:rFonts w:eastAsia="Arial" w:cs="Arial"/>
+                <w:b w:val="false"/>
+                <w:bCs w:val="false"/>
+                <w:i w:val="false"/>
+                <w:iCs w:val="false"/>
+                <w:sz w:val="20"/>
+                <w:szCs w:val="20"/>
+              </w:rPr>
+              <w:t xml:space="preserve">wysiwyg</w:t>
+            </w:r>
+          </w:p>
+        </w:tc>
+        <w:tc>
+          <w:tcPr>
+            <w:tcW w:w="700" w:type="dxa"/>
+            <w:tcBorders>
+              <w:top w:val="single" w:sz="2" w:space="0" w:color="AAAAAA"/>
+              <w:left w:val="single" w:sz="2" w:space="0" w:color="AAAAAA"/>
+              <w:bottom w:val="single" w:sz="2" w:space="0" w:color="AAAAAA"/>
+              <w:right w:val="single" w:sz="2" w:space="0" w:color="AAAAAA"/>
+            </w:tcBorders>
+          </w:tcPr>
+          <w:p>
+            <w:pPr>
+              <w:pStyle w:val="Normal"/>
+              <w:rPr/>
+            </w:pPr>
+            <w:r>
+              <w:rPr>
+                <w:rFonts w:eastAsia="Arial" w:cs="Arial"/>
+                <w:b w:val="false"/>
+                <w:bCs w:val="false"/>
+                <w:i w:val="false"/>
+                <w:iCs w:val="false"/>
+                <w:sz w:val="20"/>
+                <w:szCs w:val="20"/>
+              </w:rPr>
+              <w:t xml:space="preserve">No</w:t>
+            </w:r>
+          </w:p>
+        </w:tc>
+        <w:tc>
+          <w:tcPr>
+            <w:tcW w:w="2000" w:type="dxa"/>
+            <w:tcBorders>
+              <w:top w:val="single" w:sz="2" w:space="0" w:color="AAAAAA"/>
+              <w:left w:val="single" w:sz="2" w:space="0" w:color="AAAAAA"/>
+              <w:bottom w:val="single" w:sz="2" w:space="0" w:color="AAAAAA"/>
+              <w:right w:val="single" w:sz="2" w:space="0" w:color="AAAAAA"/>
+            </w:tcBorders>
+          </w:tcPr>
+          <w:p>
+            <w:pPr>
+              <w:pStyle w:val="Normal"/>
+              <w:rPr/>
+            </w:pPr>
+            <w:r>
+              <w:rPr>
+                <w:rFonts w:eastAsia="Arial" w:cs="Arial"/>
+                <w:b w:val="false"/>
+                <w:bCs w:val="false"/>
+                <w:i w:val="false"/>
+                <w:iCs w:val="false"/>
+                <w:sz w:val="20"/>
+                <w:szCs w:val="20"/>
+              </w:rPr>
+              <w:t xml:space="preserve">—</w:t>
+            </w:r>
+          </w:p>
+        </w:tc>
+        <w:tc>
+          <w:tcPr>
+            <w:tcW w:w="801" w:type="dxa"/>
+            <w:tcBorders>
+              <w:top w:val="single" w:sz="2" w:space="0" w:color="AAAAAA"/>
+              <w:left w:val="single" w:sz="2" w:space="0" w:color="AAAAAA"/>
+              <w:bottom w:val="single" w:sz="2" w:space="0" w:color="AAAAAA"/>
+              <w:right w:val="single" w:sz="2" w:space="0" w:color="AAAAAA"/>
+            </w:tcBorders>
+          </w:tcPr>
+          <w:p>
+            <w:pPr>
+              <w:pStyle w:val="Normal"/>
+              <w:rPr/>
+            </w:pPr>
+            <w:r>
+              <w:rPr>
+                <w:rFonts w:eastAsia="Arial" w:cs="Arial"/>
+                <w:b w:val="false"/>
+                <w:bCs w:val="false"/>
+                <w:i w:val="false"/>
+                <w:iCs w:val="false"/>
+                <w:sz w:val="20"/>
+                <w:szCs w:val="20"/>
+              </w:rPr>
+              <w:t xml:space="preserve">—</w:t>
+            </w:r>
+          </w:p>
+        </w:tc>
+        <w:tc>
+          <w:tcPr>
+            <w:tcW w:w="1599" w:type="dxa"/>
+            <w:tcBorders>
+              <w:top w:val="single" w:sz="2" w:space="0" w:color="AAAAAA"/>
+              <w:left w:val="single" w:sz="2" w:space="0" w:color="AAAAAA"/>
+              <w:bottom w:val="single" w:sz="2" w:space="0" w:color="AAAAAA"/>
+              <w:right w:val="single" w:sz="2" w:space="0" w:color="AAAAAA"/>
+            </w:tcBorders>
+          </w:tcPr>
+          <w:p>
+            <w:pPr>
+              <w:pStyle w:val="Normal"/>
+              <w:rPr/>
+            </w:pPr>
+            <w:r>
+              <w:rPr>
+                <w:rFonts w:eastAsia="Arial" w:cs="Arial"/>
+                <w:b w:val="false"/>
+                <w:bCs w:val="false"/>
+                <w:i w:val="false"/>
+                <w:iCs w:val="false"/>
+                <w:color w:val="888888"/>
+                <w:sz w:val="16"/>
+                <w:szCs w:val="16"/>
+              </w:rPr>
+              <w:t xml:space="preserve">Account Entity PRD v1.8 §3.3</w:t>
+            </w:r>
+          </w:p>
+        </w:tc>
+        <w:tc>
+          <w:tcPr>
+            <w:tcW w:w="1460" w:type="dxa"/>
+            <w:tcBorders>
+              <w:top w:val="single" w:sz="2" w:space="0" w:color="AAAAAA"/>
+              <w:left w:val="single" w:sz="2" w:space="0" w:color="AAAAAA"/>
+              <w:bottom w:val="single" w:sz="2" w:space="0" w:color="AAAAAA"/>
+              <w:right w:val="single" w:sz="2" w:space="0" w:color="AAAAAA"/>
+            </w:tcBorders>
+          </w:tcPr>
+          <w:p>
+            <w:pPr>
+              <w:pStyle w:val="Normal"/>
+              <w:rPr/>
+            </w:pPr>
+            <w:r>
+              <w:rPr>
+                <w:rFonts w:eastAsia="Arial" w:cs="Arial"/>
+                <w:b w:val="false"/>
+                <w:bCs w:val="false"/>
+                <w:i w:val="false"/>
+                <w:iCs w:val="false"/>
+                <w:color w:val="888888"/>
+                <w:sz w:val="16"/>
+                <w:szCs w:val="16"/>
+              </w:rPr>
+              <w:t xml:space="preserve">(Entity PRD-introduced; not referenced by any MN process)</w:t>
+            </w:r>
+          </w:p>
+        </w:tc>
+      </w:tr>
+      <w:tr>
+        <w:trPr/>
+        <w:tc>
+          <w:tcPr>
+            <w:tcW w:w="9359" w:type="dxa"/>
+            <w:gridSpan w:val="7"/>
+            <w:tcBorders>
+              <w:top w:val="single" w:sz="2" w:space="0" w:color="AAAAAA"/>
+              <w:left w:val="single" w:sz="2" w:space="0" w:color="AAAAAA"/>
+              <w:bottom w:val="single" w:sz="2" w:space="0" w:color="AAAAAA"/>
+              <w:right w:val="single" w:sz="2" w:space="0" w:color="AAAAAA"/>
+            </w:tcBorders>
+            <w:tcMar>
+              <w:top w:w="40" w:type="dxa"/>
+              <w:bottom w:w="80" w:type="dxa"/>
+            </w:tcMar>
+          </w:tcPr>
+          <w:p>
+            <w:pPr>
+              <w:pStyle w:val="Normal"/>
+              <w:rPr/>
+            </w:pPr>
+            <w:r>
+              <w:rPr>
+                <w:rFonts w:eastAsia="Arial" w:cs="Arial"/>
+                <w:b w:val="false"/>
+                <w:bCs w:val="false"/>
+                <w:i w:val="false"/>
+                <w:iCs w:val="false"/>
+                <w:color w:val="888888"/>
+                <w:sz w:val="20"/>
+                <w:szCs w:val="20"/>
+              </w:rPr>
+              <w:t xml:space="preserve">Rich-text notes specific to the client relationship. Field-level access control restricted to Client Administrator and above; hidden from mentors per Account Entity PRD v1.8 Implementation Note. Configured post-deployment.</w:t>
+            </w:r>
+          </w:p>
+        </w:tc>
+      </w:tr>
+      <w:tr>
+        <w:trPr/>
+        <w:tc>
+          <w:tcPr>
+            <w:tcW w:w="1799" w:type="dxa"/>
+            <w:tcBorders>
+              <w:top w:val="single" w:sz="2" w:space="0" w:color="AAAAAA"/>
+              <w:left w:val="single" w:sz="2" w:space="0" w:color="AAAAAA"/>
+              <w:bottom w:val="single" w:sz="2" w:space="0" w:color="AAAAAA"/>
+              <w:right w:val="single" w:sz="2" w:space="0" w:color="AAAAAA"/>
+            </w:tcBorders>
+          </w:tcPr>
+          <w:p>
+            <w:pPr>
+              <w:pStyle w:val="Normal"/>
+              <w:rPr/>
+            </w:pPr>
+            <w:r>
+              <w:rPr>
+                <w:rFonts w:eastAsia="Arial" w:cs="Arial"/>
+                <w:b/>
+                <w:bCs/>
+                <w:i w:val="false"/>
+                <w:iCs w:val="false"/>
+                <w:sz w:val="20"/>
+                <w:szCs w:val="20"/>
+              </w:rPr>
+              <w:t xml:space="preserve">Applicant Since Timestamp</w:t>
+            </w:r>
+          </w:p>
+        </w:tc>
+        <w:tc>
+          <w:tcPr>
+            <w:tcW w:w="1000" w:type="dxa"/>
+            <w:tcBorders>
+              <w:top w:val="single" w:sz="2" w:space="0" w:color="AAAAAA"/>
+              <w:left w:val="single" w:sz="2" w:space="0" w:color="AAAAAA"/>
+              <w:bottom w:val="single" w:sz="2" w:space="0" w:color="AAAAAA"/>
+              <w:right w:val="single" w:sz="2" w:space="0" w:color="AAAAAA"/>
+            </w:tcBorders>
+          </w:tcPr>
+          <w:p>
+            <w:pPr>
+              <w:pStyle w:val="Normal"/>
+              <w:rPr/>
+            </w:pPr>
+            <w:r>
+              <w:rPr>
+                <w:rFonts w:eastAsia="Arial" w:cs="Arial"/>
+                <w:b w:val="false"/>
+                <w:bCs w:val="false"/>
+                <w:i w:val="false"/>
+                <w:iCs w:val="false"/>
+                <w:sz w:val="20"/>
+                <w:szCs w:val="20"/>
+              </w:rPr>
+              <w:t xml:space="preserve">datetime</w:t>
+            </w:r>
+          </w:p>
+        </w:tc>
+        <w:tc>
+          <w:tcPr>
+            <w:tcW w:w="700" w:type="dxa"/>
+            <w:tcBorders>
+              <w:top w:val="single" w:sz="2" w:space="0" w:color="AAAAAA"/>
+              <w:left w:val="single" w:sz="2" w:space="0" w:color="AAAAAA"/>
+              <w:bottom w:val="single" w:sz="2" w:space="0" w:color="AAAAAA"/>
+              <w:right w:val="single" w:sz="2" w:space="0" w:color="AAAAAA"/>
+            </w:tcBorders>
+          </w:tcPr>
+          <w:p>
+            <w:pPr>
+              <w:pStyle w:val="Normal"/>
+              <w:rPr/>
+            </w:pPr>
+            <w:r>
+              <w:rPr>
+                <w:rFonts w:eastAsia="Arial" w:cs="Arial"/>
+                <w:b w:val="false"/>
+                <w:bCs w:val="false"/>
+                <w:i w:val="false"/>
+                <w:iCs w:val="false"/>
+                <w:sz w:val="20"/>
+                <w:szCs w:val="20"/>
+              </w:rPr>
+              <w:t xml:space="preserve">No</w:t>
+            </w:r>
+          </w:p>
+        </w:tc>
+        <w:tc>
+          <w:tcPr>
+            <w:tcW w:w="2000" w:type="dxa"/>
+            <w:tcBorders>
+              <w:top w:val="single" w:sz="2" w:space="0" w:color="AAAAAA"/>
+              <w:left w:val="single" w:sz="2" w:space="0" w:color="AAAAAA"/>
+              <w:bottom w:val="single" w:sz="2" w:space="0" w:color="AAAAAA"/>
+              <w:right w:val="single" w:sz="2" w:space="0" w:color="AAAAAA"/>
+            </w:tcBorders>
+          </w:tcPr>
+          <w:p>
+            <w:pPr>
+              <w:pStyle w:val="Normal"/>
+              <w:rPr/>
+            </w:pPr>
+            <w:r>
+              <w:rPr>
+                <w:rFonts w:eastAsia="Arial" w:cs="Arial"/>
+                <w:b w:val="false"/>
+                <w:bCs w:val="false"/>
+                <w:i w:val="false"/>
+                <w:iCs w:val="false"/>
+                <w:sz w:val="20"/>
+                <w:szCs w:val="20"/>
+              </w:rPr>
+              <w:t xml:space="preserve">—</w:t>
+            </w:r>
+          </w:p>
+        </w:tc>
+        <w:tc>
+          <w:tcPr>
+            <w:tcW w:w="801" w:type="dxa"/>
+            <w:tcBorders>
+              <w:top w:val="single" w:sz="2" w:space="0" w:color="AAAAAA"/>
+              <w:left w:val="single" w:sz="2" w:space="0" w:color="AAAAAA"/>
+              <w:bottom w:val="single" w:sz="2" w:space="0" w:color="AAAAAA"/>
+              <w:right w:val="single" w:sz="2" w:space="0" w:color="AAAAAA"/>
+            </w:tcBorders>
+          </w:tcPr>
+          <w:p>
+            <w:pPr>
+              <w:pStyle w:val="Normal"/>
+              <w:rPr/>
+            </w:pPr>
+            <w:r>
+              <w:rPr>
+                <w:rFonts w:eastAsia="Arial" w:cs="Arial"/>
+                <w:b w:val="false"/>
+                <w:bCs w:val="false"/>
+                <w:i w:val="false"/>
+                <w:iCs w:val="false"/>
+                <w:sz w:val="20"/>
+                <w:szCs w:val="20"/>
+              </w:rPr>
+              <w:t xml:space="preserve">(system-populated, first-transition only)</w:t>
+            </w:r>
+          </w:p>
+        </w:tc>
+        <w:tc>
+          <w:tcPr>
+            <w:tcW w:w="1599" w:type="dxa"/>
+            <w:tcBorders>
+              <w:top w:val="single" w:sz="2" w:space="0" w:color="AAAAAA"/>
+              <w:left w:val="single" w:sz="2" w:space="0" w:color="AAAAAA"/>
+              <w:bottom w:val="single" w:sz="2" w:space="0" w:color="AAAAAA"/>
+              <w:right w:val="single" w:sz="2" w:space="0" w:color="AAAAAA"/>
+            </w:tcBorders>
+          </w:tcPr>
+          <w:p>
+            <w:pPr>
+              <w:pStyle w:val="Normal"/>
+              <w:rPr/>
+            </w:pPr>
+            <w:r>
+              <w:rPr>
+                <w:rFonts w:eastAsia="Arial" w:cs="Arial"/>
+                <w:b w:val="false"/>
+                <w:bCs w:val="false"/>
+                <w:i w:val="false"/>
+                <w:iCs w:val="false"/>
+                <w:color w:val="888888"/>
+                <w:sz w:val="16"/>
+                <w:szCs w:val="16"/>
+              </w:rPr>
+              <w:t xml:space="preserve">MN-INTAKE-DAT-027</w:t>
+            </w:r>
+          </w:p>
+        </w:tc>
+        <w:tc>
+          <w:tcPr>
+            <w:tcW w:w="1460" w:type="dxa"/>
+            <w:tcBorders>
+              <w:top w:val="single" w:sz="2" w:space="0" w:color="AAAAAA"/>
+              <w:left w:val="single" w:sz="2" w:space="0" w:color="AAAAAA"/>
+              <w:bottom w:val="single" w:sz="2" w:space="0" w:color="AAAAAA"/>
+              <w:right w:val="single" w:sz="2" w:space="0" w:color="AAAAAA"/>
+            </w:tcBorders>
+          </w:tcPr>
+          <w:p>
+            <w:pPr>
+              <w:pStyle w:val="Normal"/>
+              <w:rPr/>
+            </w:pPr>
+            <w:r>
+              <w:rPr>
+                <w:rFonts w:eastAsia="Arial" w:cs="Arial"/>
+                <w:b w:val="false"/>
+                <w:bCs w:val="false"/>
+                <w:i w:val="false"/>
+                <w:iCs w:val="false"/>
+                <w:color w:val="888888"/>
+                <w:sz w:val="16"/>
+                <w:szCs w:val="16"/>
+              </w:rPr>
+              <w:t xml:space="preserve">INTAKE</w:t>
+            </w:r>
+          </w:p>
+        </w:tc>
+      </w:tr>
+      <w:tr>
+        <w:trPr/>
+        <w:tc>
+          <w:tcPr>
+            <w:tcW w:w="9359" w:type="dxa"/>
+            <w:gridSpan w:val="7"/>
+            <w:tcBorders>
+              <w:top w:val="single" w:sz="2" w:space="0" w:color="AAAAAA"/>
+              <w:left w:val="single" w:sz="2" w:space="0" w:color="AAAAAA"/>
+              <w:bottom w:val="single" w:sz="2" w:space="0" w:color="AAAAAA"/>
+              <w:right w:val="single" w:sz="2" w:space="0" w:color="AAAAAA"/>
+            </w:tcBorders>
+            <w:tcMar>
+              <w:top w:w="40" w:type="dxa"/>
+              <w:bottom w:w="80" w:type="dxa"/>
+            </w:tcMar>
+          </w:tcPr>
+          <w:p>
+            <w:pPr>
+              <w:pStyle w:val="Normal"/>
+              <w:rPr/>
+            </w:pPr>
+            <w:r>
+              <w:rPr>
+                <w:rFonts w:eastAsia="Arial" w:cs="Arial"/>
+                <w:b w:val="false"/>
+                <w:bCs w:val="false"/>
+                <w:i w:val="false"/>
+                <w:iCs w:val="false"/>
+                <w:color w:val="888888"/>
+                <w:sz w:val="20"/>
+                <w:szCs w:val="20"/>
+              </w:rPr>
+              <w:t xml:space="preserve">Timestamp recording when this Client Organization’s clientStatus first transitioned to Applicant. System-populated by MN-INTAKE-REQ-011 with the “if currently null” guard so the value records the first transition only and is not overwritten on subsequent transitions. Used by analytics on time-from-application metrics. See MN-INTAKE v2.5 DAT-027 and Account Entity PRD v1.8 Section 3.5; the cross-domain side-effect orchestration is documented in CR-MC-AA-003 (paired with MN-MC-AA-018).</w:t>
+            </w:r>
+          </w:p>
+        </w:tc>
+      </w:tr>
     </w:tbl>
     <w:p>
       <w:pPr>
@@ -16117,7 +17754,7 @@
                 <w:sz w:val="20"/>
                 <w:szCs w:val="20"/>
               </w:rPr>
-              <w:t>Yes</w:t>
+              <w:t>No</w:t>
             </w:r>
           </w:p>
         </w:tc>
@@ -16278,7 +17915,7 @@
                 <w:sz w:val="20"/>
                 <w:szCs w:val="20"/>
               </w:rPr>
-              <w:t>Expected meeting frequency. Set after the first session. Drives inactivity monitoring thresholds.</w:t>
+              <w:t xml:space="preserve">Expected meeting frequency. Set by the mentor after the first session. Drives inactivity monitoring thresholds (Weekly = 7 days, Bi-Weekly = 14 days, Monthly = 30 days, As Needed = configurable system default per MN-INACTIVE). Required at the workflow level when the engagement transitions from Assigned to Active per MN-MC-CR-006 — not enforced as a field-level constraint so that intake-stage records can be created before a meeting cadence has been agreed on.</w:t>
             </w:r>
           </w:p>
         </w:tc>
@@ -20025,6 +21662,252 @@
                 <w:szCs w:val="20"/>
               </w:rPr>
               <w:t>Percentage increase in employees. Independent of the yes/no field.</w:t>
+            </w:r>
+          </w:p>
+        </w:tc>
+      </w:tr>
+      <w:tr>
+        <w:trPr/>
+        <w:tc>
+          <w:tcPr>
+            <w:tcW w:w="1799" w:type="dxa"/>
+            <w:tcBorders>
+              <w:top w:val="single" w:sz="2" w:space="0" w:color="AAAAAA"/>
+              <w:left w:val="single" w:sz="2" w:space="0" w:color="AAAAAA"/>
+              <w:bottom w:val="single" w:sz="2" w:space="0" w:color="AAAAAA"/>
+              <w:right w:val="single" w:sz="2" w:space="0" w:color="AAAAAA"/>
+            </w:tcBorders>
+          </w:tcPr>
+          <w:p>
+            <w:pPr>
+              <w:pStyle w:val="Normal"/>
+              <w:rPr/>
+            </w:pPr>
+            <w:r>
+              <w:rPr>
+                <w:rFonts w:eastAsia="Arial" w:cs="Arial"/>
+                <w:b/>
+                <w:bCs/>
+                <w:i w:val="false"/>
+                <w:iCs w:val="false"/>
+                <w:sz w:val="20"/>
+                <w:szCs w:val="20"/>
+              </w:rPr>
+              <w:t xml:space="preserve">Requested Mentor</w:t>
+            </w:r>
+          </w:p>
+        </w:tc>
+        <w:tc>
+          <w:tcPr>
+            <w:tcW w:w="1000" w:type="dxa"/>
+            <w:tcBorders>
+              <w:top w:val="single" w:sz="2" w:space="0" w:color="AAAAAA"/>
+              <w:left w:val="single" w:sz="2" w:space="0" w:color="AAAAAA"/>
+              <w:bottom w:val="single" w:sz="2" w:space="0" w:color="AAAAAA"/>
+              <w:right w:val="single" w:sz="2" w:space="0" w:color="AAAAAA"/>
+            </w:tcBorders>
+          </w:tcPr>
+          <w:p>
+            <w:pPr>
+              <w:pStyle w:val="Normal"/>
+              <w:rPr/>
+            </w:pPr>
+            <w:r>
+              <w:rPr>
+                <w:rFonts w:eastAsia="Arial" w:cs="Arial"/>
+                <w:b w:val="false"/>
+                <w:bCs w:val="false"/>
+                <w:i w:val="false"/>
+                <w:iCs w:val="false"/>
+                <w:sz w:val="20"/>
+                <w:szCs w:val="20"/>
+              </w:rPr>
+              <w:t xml:space="preserve">relationship</w:t>
+            </w:r>
+          </w:p>
+        </w:tc>
+        <w:tc>
+          <w:tcPr>
+            <w:tcW w:w="700" w:type="dxa"/>
+            <w:tcBorders>
+              <w:top w:val="single" w:sz="2" w:space="0" w:color="AAAAAA"/>
+              <w:left w:val="single" w:sz="2" w:space="0" w:color="AAAAAA"/>
+              <w:bottom w:val="single" w:sz="2" w:space="0" w:color="AAAAAA"/>
+              <w:right w:val="single" w:sz="2" w:space="0" w:color="AAAAAA"/>
+            </w:tcBorders>
+          </w:tcPr>
+          <w:p>
+            <w:pPr>
+              <w:pStyle w:val="Normal"/>
+              <w:rPr/>
+            </w:pPr>
+            <w:r>
+              <w:rPr>
+                <w:rFonts w:eastAsia="Arial" w:cs="Arial"/>
+                <w:b w:val="false"/>
+                <w:bCs w:val="false"/>
+                <w:i w:val="false"/>
+                <w:iCs w:val="false"/>
+                <w:sz w:val="20"/>
+                <w:szCs w:val="20"/>
+              </w:rPr>
+              <w:t xml:space="preserve">No</w:t>
+            </w:r>
+          </w:p>
+        </w:tc>
+        <w:tc>
+          <w:tcPr>
+            <w:tcW w:w="2000" w:type="dxa"/>
+            <w:tcBorders>
+              <w:top w:val="single" w:sz="2" w:space="0" w:color="AAAAAA"/>
+              <w:left w:val="single" w:sz="2" w:space="0" w:color="AAAAAA"/>
+              <w:bottom w:val="single" w:sz="2" w:space="0" w:color="AAAAAA"/>
+              <w:right w:val="single" w:sz="2" w:space="0" w:color="AAAAAA"/>
+            </w:tcBorders>
+          </w:tcPr>
+          <w:p>
+            <w:pPr>
+              <w:pStyle w:val="Normal"/>
+              <w:rPr/>
+            </w:pPr>
+            <w:r>
+              <w:rPr>
+                <w:rFonts w:eastAsia="Arial" w:cs="Arial"/>
+                <w:b w:val="false"/>
+                <w:bCs w:val="false"/>
+                <w:i w:val="false"/>
+                <w:iCs w:val="false"/>
+                <w:sz w:val="20"/>
+                <w:szCs w:val="20"/>
+              </w:rPr>
+              <w:t xml:space="preserve">—</w:t>
+            </w:r>
+          </w:p>
+        </w:tc>
+        <w:tc>
+          <w:tcPr>
+            <w:tcW w:w="801" w:type="dxa"/>
+            <w:tcBorders>
+              <w:top w:val="single" w:sz="2" w:space="0" w:color="AAAAAA"/>
+              <w:left w:val="single" w:sz="2" w:space="0" w:color="AAAAAA"/>
+              <w:bottom w:val="single" w:sz="2" w:space="0" w:color="AAAAAA"/>
+              <w:right w:val="single" w:sz="2" w:space="0" w:color="AAAAAA"/>
+            </w:tcBorders>
+          </w:tcPr>
+          <w:p>
+            <w:pPr>
+              <w:pStyle w:val="Normal"/>
+              <w:rPr/>
+            </w:pPr>
+            <w:r>
+              <w:rPr>
+                <w:rFonts w:eastAsia="Arial" w:cs="Arial"/>
+                <w:b w:val="false"/>
+                <w:bCs w:val="false"/>
+                <w:i w:val="false"/>
+                <w:iCs w:val="false"/>
+                <w:sz w:val="20"/>
+                <w:szCs w:val="20"/>
+              </w:rPr>
+              <w:t xml:space="preserve">—</w:t>
+            </w:r>
+          </w:p>
+        </w:tc>
+        <w:tc>
+          <w:tcPr>
+            <w:tcW w:w="1599" w:type="dxa"/>
+            <w:tcBorders>
+              <w:top w:val="single" w:sz="2" w:space="0" w:color="AAAAAA"/>
+              <w:left w:val="single" w:sz="2" w:space="0" w:color="AAAAAA"/>
+              <w:bottom w:val="single" w:sz="2" w:space="0" w:color="AAAAAA"/>
+              <w:right w:val="single" w:sz="2" w:space="0" w:color="AAAAAA"/>
+            </w:tcBorders>
+          </w:tcPr>
+          <w:p>
+            <w:pPr>
+              <w:pStyle w:val="Normal"/>
+              <w:rPr/>
+            </w:pPr>
+            <w:r>
+              <w:rPr>
+                <w:rFonts w:eastAsia="Arial" w:cs="Arial"/>
+                <w:b w:val="false"/>
+                <w:bCs w:val="false"/>
+                <w:i w:val="false"/>
+                <w:iCs w:val="false"/>
+                <w:color w:val="888888"/>
+                <w:sz w:val="16"/>
+                <w:szCs w:val="16"/>
+              </w:rPr>
+              <w:t xml:space="preserve">MN-INTAKE-DAT-026</w:t>
+            </w:r>
+          </w:p>
+        </w:tc>
+        <w:tc>
+          <w:tcPr>
+            <w:tcW w:w="1460" w:type="dxa"/>
+            <w:tcBorders>
+              <w:top w:val="single" w:sz="2" w:space="0" w:color="AAAAAA"/>
+              <w:left w:val="single" w:sz="2" w:space="0" w:color="AAAAAA"/>
+              <w:bottom w:val="single" w:sz="2" w:space="0" w:color="AAAAAA"/>
+              <w:right w:val="single" w:sz="2" w:space="0" w:color="AAAAAA"/>
+            </w:tcBorders>
+          </w:tcPr>
+          <w:p>
+            <w:pPr>
+              <w:pStyle w:val="Normal"/>
+              <w:rPr/>
+            </w:pPr>
+            <w:r>
+              <w:rPr>
+                <w:rFonts w:eastAsia="Arial" w:cs="Arial"/>
+                <w:b w:val="false"/>
+                <w:bCs w:val="false"/>
+                <w:i w:val="false"/>
+                <w:iCs w:val="false"/>
+                <w:color w:val="888888"/>
+                <w:sz w:val="16"/>
+                <w:szCs w:val="16"/>
+              </w:rPr>
+              <w:t xml:space="preserve">INTAKE, MATCH</w:t>
+            </w:r>
+          </w:p>
+        </w:tc>
+      </w:tr>
+      <w:tr>
+        <w:trPr/>
+        <w:tc>
+          <w:tcPr>
+            <w:tcW w:w="9359" w:type="dxa"/>
+            <w:gridSpan w:val="7"/>
+            <w:tcBorders>
+              <w:top w:val="single" w:sz="2" w:space="0" w:color="AAAAAA"/>
+              <w:left w:val="single" w:sz="2" w:space="0" w:color="AAAAAA"/>
+              <w:bottom w:val="single" w:sz="2" w:space="0" w:color="AAAAAA"/>
+              <w:right w:val="single" w:sz="2" w:space="0" w:color="AAAAAA"/>
+            </w:tcBorders>
+            <w:tcMar>
+              <w:top w:w="40" w:type="dxa"/>
+              <w:bottom w:w="80" w:type="dxa"/>
+            </w:tcMar>
+          </w:tcPr>
+          <w:p>
+            <w:pPr>
+              <w:pStyle w:val="Normal"/>
+              <w:rPr/>
+            </w:pPr>
+            <w:r>
+              <w:rPr>
+                <w:rFonts w:eastAsia="Arial" w:cs="Arial"/>
+                <w:b w:val="false"/>
+                <w:bCs w:val="false"/>
+                <w:i w:val="false"/>
+                <w:iCs w:val="false"/>
+                <w:color w:val="888888"/>
+                <w:sz w:val="20"/>
+                <w:szCs w:val="20"/>
+              </w:rPr>
+              <w:t xml:space="preserve">Optional client-selected preferred mentor recorded at MN-INTAKE via the intake form’s preferred-mentor selector. Reviewed by the Client Assignment Coordinator during MN-MATCH per MN-MATCH-REQ-009; a preference, not a guarantee. manyToOne — many engagements may request the same mentor. See Engagement Entity PRD v1.3 Section 3.7.</w:t>
             </w:r>
           </w:p>
         </w:tc>
@@ -25626,6 +27509,374 @@
     </w:p>
     <w:p>
       <w:pPr>
+        <w:pStyle w:val="Heading2"/>
+      </w:pPr>
+      <w:r>
+        <w:t xml:space="preserve">Entity: Client Contact (CR-MARKETING fields touched by MN-INTAKE)</w:t>
+      </w:r>
+    </w:p>
+    <w:p>
+      <w:r>
+        <w:t xml:space="preserve">The following fields are owned by the Client Recruitment domain (CR-MARKETING) and defined on the Client Contact entity. They are listed here as read/touch references to fields that MN-INTAKE writes during application processing. The fields are documented authoritatively in the Contact Entity PRD v1.7 and the CR-MARKETING Sub-Domain Overview.</w:t>
+      </w:r>
+    </w:p>
+    <w:tbl>
+      <w:tblPr>
+        <w:tblW w:type="auto" w:w="0"/>
+        <w:tblLook w:firstColumn="1" w:firstRow="1" w:lastColumn="0" w:lastRow="0" w:noHBand="0" w:noVBand="1" w:val="04A0"/>
+        <w:tblBorders>
+          <w:top w:val="single" w:sz="4" w:space="0" w:color="AAAAAA"/>
+          <w:left w:val="single" w:sz="4" w:space="0" w:color="AAAAAA"/>
+          <w:bottom w:val="single" w:sz="4" w:space="0" w:color="AAAAAA"/>
+          <w:right w:val="single" w:sz="4" w:space="0" w:color="AAAAAA"/>
+          <w:insideH w:val="single" w:sz="4" w:space="0" w:color="AAAAAA"/>
+          <w:insideV w:val="single" w:sz="4" w:space="0" w:color="AAAAAA"/>
+        </w:tblBorders>
+      </w:tblPr>
+      <w:tblGrid>
+        <w:gridCol w:w="1337"/>
+        <w:gridCol w:w="1337"/>
+        <w:gridCol w:w="1337"/>
+        <w:gridCol w:w="1337"/>
+        <w:gridCol w:w="1337"/>
+        <w:gridCol w:w="1337"/>
+        <w:gridCol w:w="1337"/>
+      </w:tblGrid>
+      <w:tr>
+        <w:tc>
+          <w:tcPr>
+            <w:tcW w:type="dxa" w:w="1337"/>
+          </w:tcPr>
+          <w:p>
+            <w:r>
+              <w:t>Field Name</w:t>
+            </w:r>
+          </w:p>
+        </w:tc>
+        <w:tc>
+          <w:tcPr>
+            <w:tcW w:type="dxa" w:w="1337"/>
+          </w:tcPr>
+          <w:p>
+            <w:r>
+              <w:t>Type</w:t>
+            </w:r>
+          </w:p>
+        </w:tc>
+        <w:tc>
+          <w:tcPr>
+            <w:tcW w:type="dxa" w:w="1337"/>
+          </w:tcPr>
+          <w:p>
+            <w:r>
+              <w:t>Req</w:t>
+            </w:r>
+          </w:p>
+        </w:tc>
+        <w:tc>
+          <w:tcPr>
+            <w:tcW w:type="dxa" w:w="1337"/>
+          </w:tcPr>
+          <w:p>
+            <w:r>
+              <w:t>Values</w:t>
+            </w:r>
+          </w:p>
+        </w:tc>
+        <w:tc>
+          <w:tcPr>
+            <w:tcW w:type="dxa" w:w="1337"/>
+          </w:tcPr>
+          <w:p>
+            <w:r>
+              <w:t>Default</w:t>
+            </w:r>
+          </w:p>
+        </w:tc>
+        <w:tc>
+          <w:tcPr>
+            <w:tcW w:type="dxa" w:w="1337"/>
+          </w:tcPr>
+          <w:p>
+            <w:r>
+              <w:t>ID</w:t>
+            </w:r>
+          </w:p>
+        </w:tc>
+        <w:tc>
+          <w:tcPr>
+            <w:tcW w:type="dxa" w:w="1337"/>
+          </w:tcPr>
+          <w:p>
+            <w:r>
+              <w:t>Defined In</w:t>
+            </w:r>
+          </w:p>
+        </w:tc>
+      </w:tr>
+      <w:tr>
+        <w:tc>
+          <w:tcPr>
+            <w:tcW w:type="dxa" w:w="1337"/>
+          </w:tcPr>
+          <w:p>
+            <w:r>
+              <w:t>prospectStatus</w:t>
+            </w:r>
+          </w:p>
+        </w:tc>
+        <w:tc>
+          <w:tcPr>
+            <w:tcW w:type="dxa" w:w="1337"/>
+          </w:tcPr>
+          <w:p>
+            <w:r>
+              <w:t>enum</w:t>
+            </w:r>
+          </w:p>
+        </w:tc>
+        <w:tc>
+          <w:tcPr>
+            <w:tcW w:type="dxa" w:w="1337"/>
+          </w:tcPr>
+          <w:p>
+            <w:r>
+              <w:t>No</w:t>
+            </w:r>
+          </w:p>
+        </w:tc>
+        <w:tc>
+          <w:tcPr>
+            <w:tcW w:type="dxa" w:w="1337"/>
+          </w:tcPr>
+          <w:p>
+            <w:r>
+              <w:t>Prospect, Engaged, Converted, Not Converted</w:t>
+            </w:r>
+          </w:p>
+        </w:tc>
+        <w:tc>
+          <w:tcPr>
+            <w:tcW w:type="dxa" w:w="1337"/>
+          </w:tcPr>
+          <w:p>
+            <w:r>
+              <w:t>Prospect</w:t>
+            </w:r>
+          </w:p>
+        </w:tc>
+        <w:tc>
+          <w:tcPr>
+            <w:tcW w:type="dxa" w:w="1337"/>
+          </w:tcPr>
+          <w:p>
+            <w:r>
+              <w:t>CR-MARKETING (Contact PRD v1.7)</w:t>
+            </w:r>
+          </w:p>
+        </w:tc>
+        <w:tc>
+          <w:tcPr>
+            <w:tcW w:type="dxa" w:w="1337"/>
+          </w:tcPr>
+          <w:p>
+            <w:r>
+              <w:t>INTAKE (touch only — owned by CR-MARKETING)</w:t>
+            </w:r>
+          </w:p>
+        </w:tc>
+      </w:tr>
+      <w:tr>
+        <w:tc>
+          <w:tcPr>
+            <w:tcW w:type="dxa" w:w="9359"/>
+            <w:gridSpan w:val="7"/>
+          </w:tcPr>
+          <w:p>
+            <w:r>
+              <w:t>CR-MARKETING-owned marketing-funnel lifecycle. MN-INTAKE-REQ-012 transitions this field to Converted when an applicant is processed (terminal state). Other prospect Contacts at the same Account are not auto-converted.</w:t>
+            </w:r>
+          </w:p>
+        </w:tc>
+      </w:tr>
+      <w:tr>
+        <w:tc>
+          <w:tcPr>
+            <w:tcW w:type="dxa" w:w="1337"/>
+          </w:tcPr>
+          <w:p>
+            <w:r>
+              <w:t>howDidYouHearAboutCbm</w:t>
+            </w:r>
+          </w:p>
+        </w:tc>
+        <w:tc>
+          <w:tcPr>
+            <w:tcW w:type="dxa" w:w="1337"/>
+          </w:tcPr>
+          <w:p>
+            <w:r>
+              <w:t>enum</w:t>
+            </w:r>
+          </w:p>
+        </w:tc>
+        <w:tc>
+          <w:tcPr>
+            <w:tcW w:type="dxa" w:w="1337"/>
+          </w:tcPr>
+          <w:p>
+            <w:r>
+              <w:t>No</w:t>
+            </w:r>
+          </w:p>
+        </w:tc>
+        <w:tc>
+          <w:tcPr>
+            <w:tcW w:type="dxa" w:w="1337"/>
+          </w:tcPr>
+          <w:p>
+            <w:r>
+              <w:t>CBM source-attribution values</w:t>
+            </w:r>
+          </w:p>
+        </w:tc>
+        <w:tc>
+          <w:tcPr>
+            <w:tcW w:type="dxa" w:w="1337"/>
+          </w:tcPr>
+          <w:p>
+            <w:r>
+              <w:t>—</w:t>
+            </w:r>
+          </w:p>
+        </w:tc>
+        <w:tc>
+          <w:tcPr>
+            <w:tcW w:type="dxa" w:w="1337"/>
+          </w:tcPr>
+          <w:p>
+            <w:r>
+              <w:t>CR-MARKETING (Contact PRD v1.7)</w:t>
+            </w:r>
+          </w:p>
+        </w:tc>
+        <w:tc>
+          <w:tcPr>
+            <w:tcW w:type="dxa" w:w="1337"/>
+          </w:tcPr>
+          <w:p>
+            <w:r>
+              <w:t>INTAKE (touch only — owned by CR-MARKETING)</w:t>
+            </w:r>
+          </w:p>
+        </w:tc>
+      </w:tr>
+      <w:tr>
+        <w:tc>
+          <w:tcPr>
+            <w:tcW w:type="dxa" w:w="9359"/>
+            <w:gridSpan w:val="7"/>
+          </w:tcPr>
+          <w:p>
+            <w:r>
+              <w:t>CR-MARKETING-owned source attribution. MN-INTAKE-REQ-013 writes the applicant’s self-reported value only if the field is currently blank — CR-MARKETING-owned data has higher authority than self-report (layered authority policy).</w:t>
+            </w:r>
+          </w:p>
+        </w:tc>
+      </w:tr>
+      <w:tr>
+        <w:tc>
+          <w:tcPr>
+            <w:tcW w:type="dxa" w:w="1337"/>
+          </w:tcPr>
+          <w:p>
+            <w:r>
+              <w:t>sourceAttributionDetails</w:t>
+            </w:r>
+          </w:p>
+        </w:tc>
+        <w:tc>
+          <w:tcPr>
+            <w:tcW w:type="dxa" w:w="1337"/>
+          </w:tcPr>
+          <w:p>
+            <w:r>
+              <w:t>wysiwyg</w:t>
+            </w:r>
+          </w:p>
+        </w:tc>
+        <w:tc>
+          <w:tcPr>
+            <w:tcW w:type="dxa" w:w="1337"/>
+          </w:tcPr>
+          <w:p>
+            <w:r>
+              <w:t>No</w:t>
+            </w:r>
+          </w:p>
+        </w:tc>
+        <w:tc>
+          <w:tcPr>
+            <w:tcW w:type="dxa" w:w="1337"/>
+          </w:tcPr>
+          <w:p>
+            <w:r>
+              <w:t>—</w:t>
+            </w:r>
+          </w:p>
+        </w:tc>
+        <w:tc>
+          <w:tcPr>
+            <w:tcW w:type="dxa" w:w="1337"/>
+          </w:tcPr>
+          <w:p>
+            <w:r>
+              <w:t>—</w:t>
+            </w:r>
+          </w:p>
+        </w:tc>
+        <w:tc>
+          <w:tcPr>
+            <w:tcW w:type="dxa" w:w="1337"/>
+          </w:tcPr>
+          <w:p>
+            <w:r>
+              <w:t>CR-MARKETING (Contact PRD v1.7)</w:t>
+            </w:r>
+          </w:p>
+        </w:tc>
+        <w:tc>
+          <w:tcPr>
+            <w:tcW w:type="dxa" w:w="1337"/>
+          </w:tcPr>
+          <w:p>
+            <w:r>
+              <w:t>INTAKE (touch only — owned by CR-MARKETING)</w:t>
+            </w:r>
+          </w:p>
+        </w:tc>
+      </w:tr>
+      <w:tr>
+        <w:tc>
+          <w:tcPr>
+            <w:tcW w:type="dxa" w:w="9359"/>
+            <w:gridSpan w:val="7"/>
+          </w:tcPr>
+          <w:p>
+            <w:r>
+              <w:t>CR-MARKETING-owned audit-trail field. MN-INTAKE-REQ-013 always appends the applicant’s self-reported howDidYouHearAboutCbm value as a timestamped audit-trail entry, regardless of whether the primary field was overwritten. Carries the full provenance history. See CR-MC-AA-017.</w:t>
+            </w:r>
+          </w:p>
+        </w:tc>
+      </w:tr>
+    </w:tbl>
+    <w:p>
+      <w:r>
+        <w:t xml:space="preserve"/>
+      </w:r>
+    </w:p>
+    <w:p>
+      <w:pPr>
         <w:pStyle w:val="Heading1"/>
         <w:spacing w:before="0" w:after="120"/>
         <w:rPr/>
@@ -28238,6 +30489,958 @@
           </w:p>
         </w:tc>
       </w:tr>
+      <w:tr>
+        <w:trPr/>
+        <w:tc>
+          <w:tcPr>
+            <w:tcW w:w="1799" w:type="dxa"/>
+            <w:tcBorders>
+              <w:top w:val="single" w:sz="2" w:space="0" w:color="AAAAAA"/>
+              <w:left w:val="single" w:sz="2" w:space="0" w:color="AAAAAA"/>
+              <w:bottom w:val="single" w:sz="2" w:space="0" w:color="AAAAAA"/>
+              <w:right w:val="single" w:sz="2" w:space="0" w:color="AAAAAA"/>
+            </w:tcBorders>
+          </w:tcPr>
+          <w:p>
+            <w:pPr>
+              <w:pStyle w:val="Normal"/>
+              <w:rPr/>
+            </w:pPr>
+            <w:r>
+              <w:rPr>
+                <w:rFonts w:eastAsia="Arial" w:cs="Arial"/>
+                <w:b/>
+                <w:bCs/>
+                <w:i w:val="false"/>
+                <w:iCs w:val="false"/>
+                <w:sz w:val="20"/>
+                <w:szCs w:val="20"/>
+              </w:rPr>
+              <w:t xml:space="preserve">MN-RECON-V1.1-DEC-001</w:t>
+            </w:r>
+          </w:p>
+        </w:tc>
+        <w:tc>
+          <w:tcPr>
+            <w:tcW w:w="3500" w:type="dxa"/>
+            <w:tcBorders>
+              <w:top w:val="single" w:sz="2" w:space="0" w:color="AAAAAA"/>
+              <w:left w:val="single" w:sz="2" w:space="0" w:color="AAAAAA"/>
+              <w:bottom w:val="single" w:sz="2" w:space="0" w:color="AAAAAA"/>
+              <w:right w:val="single" w:sz="2" w:space="0" w:color="AAAAAA"/>
+            </w:tcBorders>
+          </w:tcPr>
+          <w:p>
+            <w:pPr>
+              <w:pStyle w:val="Normal"/>
+              <w:rPr/>
+            </w:pPr>
+            <w:r>
+              <w:rPr>
+                <w:rFonts w:eastAsia="Arial" w:cs="Arial"/>
+                <w:b w:val="false"/>
+                <w:bCs w:val="false"/>
+                <w:i w:val="false"/>
+                <w:iCs w:val="false"/>
+                <w:sz w:val="20"/>
+                <w:szCs w:val="20"/>
+              </w:rPr>
+              <w:t xml:space="preserve">Domain PRD re-reconciled from MN-INTAKE v2.5, MN-MATCH v2.2, MN-ENGAGE v2.3, MN-INACTIVE v1.2, MN-CLOSE v1.1. v1.0 had reconciled MN-INTAKE v2.1 and MN-MATCH v2.1; the upstream process documents have since advanced to v2.5 and v2.2 respectively while MN-ENGAGE, MN-INACTIVE, and MN-CLOSE remain in sync. v1.1 brings the Domain PRD back into alignment.</w:t>
+            </w:r>
+          </w:p>
+        </w:tc>
+        <w:tc>
+          <w:tcPr>
+            <w:tcW w:w="2201" w:type="dxa"/>
+            <w:tcBorders>
+              <w:top w:val="single" w:sz="2" w:space="0" w:color="AAAAAA"/>
+              <w:left w:val="single" w:sz="2" w:space="0" w:color="AAAAAA"/>
+              <w:bottom w:val="single" w:sz="2" w:space="0" w:color="AAAAAA"/>
+              <w:right w:val="single" w:sz="2" w:space="0" w:color="AAAAAA"/>
+            </w:tcBorders>
+          </w:tcPr>
+          <w:p>
+            <w:pPr>
+              <w:pStyle w:val="Normal"/>
+              <w:rPr/>
+            </w:pPr>
+            <w:r>
+              <w:rPr>
+                <w:rFonts w:eastAsia="Arial" w:cs="Arial"/>
+                <w:b w:val="false"/>
+                <w:bCs w:val="false"/>
+                <w:i w:val="false"/>
+                <w:iCs w:val="false"/>
+                <w:sz w:val="20"/>
+                <w:szCs w:val="20"/>
+              </w:rPr>
+              <w:t xml:space="preserve">Domain PRD content is authoritatively derived from the upstream process documents and Entity PRDs; staleness undermines the document’s role as a single domain-level reference.</w:t>
+            </w:r>
+          </w:p>
+        </w:tc>
+        <w:tc>
+          <w:tcPr>
+            <w:tcW w:w="1859" w:type="dxa"/>
+            <w:tcBorders>
+              <w:top w:val="single" w:sz="2" w:space="0" w:color="AAAAAA"/>
+              <w:left w:val="single" w:sz="2" w:space="0" w:color="AAAAAA"/>
+              <w:bottom w:val="single" w:sz="2" w:space="0" w:color="AAAAAA"/>
+              <w:right w:val="single" w:sz="2" w:space="0" w:color="AAAAAA"/>
+            </w:tcBorders>
+          </w:tcPr>
+          <w:p>
+            <w:pPr>
+              <w:pStyle w:val="Normal"/>
+              <w:rPr/>
+            </w:pPr>
+            <w:r>
+              <w:rPr>
+                <w:rFonts w:eastAsia="Arial" w:cs="Arial"/>
+                <w:b w:val="false"/>
+                <w:bCs w:val="false"/>
+                <w:i w:val="false"/>
+                <w:iCs w:val="false"/>
+                <w:sz w:val="20"/>
+                <w:szCs w:val="20"/>
+              </w:rPr>
+              <w:t xml:space="preserve">Reconciliation v1.1</w:t>
+            </w:r>
+          </w:p>
+        </w:tc>
+      </w:tr>
+      <w:tr>
+        <w:trPr/>
+        <w:tc>
+          <w:tcPr>
+            <w:tcW w:w="1799" w:type="dxa"/>
+            <w:tcBorders>
+              <w:top w:val="single" w:sz="2" w:space="0" w:color="AAAAAA"/>
+              <w:left w:val="single" w:sz="2" w:space="0" w:color="AAAAAA"/>
+              <w:bottom w:val="single" w:sz="2" w:space="0" w:color="AAAAAA"/>
+              <w:right w:val="single" w:sz="2" w:space="0" w:color="AAAAAA"/>
+            </w:tcBorders>
+          </w:tcPr>
+          <w:p>
+            <w:pPr>
+              <w:pStyle w:val="Normal"/>
+              <w:rPr/>
+            </w:pPr>
+            <w:r>
+              <w:rPr>
+                <w:rFonts w:eastAsia="Arial" w:cs="Arial"/>
+                <w:b/>
+                <w:bCs/>
+                <w:i w:val="false"/>
+                <w:iCs w:val="false"/>
+                <w:sz w:val="20"/>
+                <w:szCs w:val="20"/>
+              </w:rPr>
+              <w:t xml:space="preserve">MN-RECON-V1.1-DEC-002</w:t>
+            </w:r>
+          </w:p>
+        </w:tc>
+        <w:tc>
+          <w:tcPr>
+            <w:tcW w:w="3500" w:type="dxa"/>
+            <w:tcBorders>
+              <w:top w:val="single" w:sz="2" w:space="0" w:color="AAAAAA"/>
+              <w:left w:val="single" w:sz="2" w:space="0" w:color="AAAAAA"/>
+              <w:bottom w:val="single" w:sz="2" w:space="0" w:color="AAAAAA"/>
+              <w:right w:val="single" w:sz="2" w:space="0" w:color="AAAAAA"/>
+            </w:tcBorders>
+          </w:tcPr>
+          <w:p>
+            <w:pPr>
+              <w:pStyle w:val="Normal"/>
+              <w:rPr/>
+            </w:pPr>
+            <w:r>
+              <w:rPr>
+                <w:rFonts w:eastAsia="Arial" w:cs="Arial"/>
+                <w:b w:val="false"/>
+                <w:bCs w:val="false"/>
+                <w:i w:val="false"/>
+                <w:iCs w:val="false"/>
+                <w:sz w:val="20"/>
+                <w:szCs w:val="20"/>
+              </w:rPr>
+              <w:t xml:space="preserve">Adopted the four CR-MARKETING integration touchpoints from MN-INTAKE v2.3/v2.4 into MN (REQ-010 deduplication; REQ-011 clientStatus + applicantSinceTimestamp; REQ-012 prospectStatus → Converted; REQ-013 howDidYouHearAboutCbm layered-authority write + sourceAttributionDetails audit trail). Closes MN-INTAKE-ISS-002.</w:t>
+            </w:r>
+          </w:p>
+        </w:tc>
+        <w:tc>
+          <w:tcPr>
+            <w:tcW w:w="2201" w:type="dxa"/>
+            <w:tcBorders>
+              <w:top w:val="single" w:sz="2" w:space="0" w:color="AAAAAA"/>
+              <w:left w:val="single" w:sz="2" w:space="0" w:color="AAAAAA"/>
+              <w:bottom w:val="single" w:sz="2" w:space="0" w:color="AAAAAA"/>
+              <w:right w:val="single" w:sz="2" w:space="0" w:color="AAAAAA"/>
+            </w:tcBorders>
+          </w:tcPr>
+          <w:p>
+            <w:pPr>
+              <w:pStyle w:val="Normal"/>
+              <w:rPr/>
+            </w:pPr>
+            <w:r>
+              <w:rPr>
+                <w:rFonts w:eastAsia="Arial" w:cs="Arial"/>
+                <w:b w:val="false"/>
+                <w:bCs w:val="false"/>
+                <w:i w:val="false"/>
+                <w:iCs w:val="false"/>
+                <w:sz w:val="20"/>
+                <w:szCs w:val="20"/>
+              </w:rPr>
+              <w:t xml:space="preserve">CR-MARKETING is the upstream source of marketing-prospect Contact records. Without these touchpoints MN-INTAKE creates duplicate Contacts and overwrites authoritative attribution data.</w:t>
+            </w:r>
+          </w:p>
+        </w:tc>
+        <w:tc>
+          <w:tcPr>
+            <w:tcW w:w="1859" w:type="dxa"/>
+            <w:tcBorders>
+              <w:top w:val="single" w:sz="2" w:space="0" w:color="AAAAAA"/>
+              <w:left w:val="single" w:sz="2" w:space="0" w:color="AAAAAA"/>
+              <w:bottom w:val="single" w:sz="2" w:space="0" w:color="AAAAAA"/>
+              <w:right w:val="single" w:sz="2" w:space="0" w:color="AAAAAA"/>
+            </w:tcBorders>
+          </w:tcPr>
+          <w:p>
+            <w:pPr>
+              <w:pStyle w:val="Normal"/>
+              <w:rPr/>
+            </w:pPr>
+            <w:r>
+              <w:rPr>
+                <w:rFonts w:eastAsia="Arial" w:cs="Arial"/>
+                <w:b w:val="false"/>
+                <w:bCs w:val="false"/>
+                <w:i w:val="false"/>
+                <w:iCs w:val="false"/>
+                <w:sz w:val="20"/>
+                <w:szCs w:val="20"/>
+              </w:rPr>
+              <w:t xml:space="preserve">Reconciliation v1.1</w:t>
+            </w:r>
+          </w:p>
+        </w:tc>
+      </w:tr>
+      <w:tr>
+        <w:trPr/>
+        <w:tc>
+          <w:tcPr>
+            <w:tcW w:w="1799" w:type="dxa"/>
+            <w:tcBorders>
+              <w:top w:val="single" w:sz="2" w:space="0" w:color="AAAAAA"/>
+              <w:left w:val="single" w:sz="2" w:space="0" w:color="AAAAAA"/>
+              <w:bottom w:val="single" w:sz="2" w:space="0" w:color="AAAAAA"/>
+              <w:right w:val="single" w:sz="2" w:space="0" w:color="AAAAAA"/>
+            </w:tcBorders>
+          </w:tcPr>
+          <w:p>
+            <w:pPr>
+              <w:pStyle w:val="Normal"/>
+              <w:rPr/>
+            </w:pPr>
+            <w:r>
+              <w:rPr>
+                <w:rFonts w:eastAsia="Arial" w:cs="Arial"/>
+                <w:b/>
+                <w:bCs/>
+                <w:i w:val="false"/>
+                <w:iCs w:val="false"/>
+                <w:sz w:val="20"/>
+                <w:szCs w:val="20"/>
+              </w:rPr>
+              <w:t xml:space="preserve">MN-RECON-V1.1-DEC-003</w:t>
+            </w:r>
+          </w:p>
+        </w:tc>
+        <w:tc>
+          <w:tcPr>
+            <w:tcW w:w="3500" w:type="dxa"/>
+            <w:tcBorders>
+              <w:top w:val="single" w:sz="2" w:space="0" w:color="AAAAAA"/>
+              <w:left w:val="single" w:sz="2" w:space="0" w:color="AAAAAA"/>
+              <w:bottom w:val="single" w:sz="2" w:space="0" w:color="AAAAAA"/>
+              <w:right w:val="single" w:sz="2" w:space="0" w:color="AAAAAA"/>
+            </w:tcBorders>
+          </w:tcPr>
+          <w:p>
+            <w:pPr>
+              <w:pStyle w:val="Normal"/>
+              <w:rPr/>
+            </w:pPr>
+            <w:r>
+              <w:rPr>
+                <w:rFonts w:eastAsia="Arial" w:cs="Arial"/>
+                <w:b w:val="false"/>
+                <w:bCs w:val="false"/>
+                <w:i w:val="false"/>
+                <w:iCs w:val="false"/>
+                <w:sz w:val="20"/>
+                <w:szCs w:val="20"/>
+              </w:rPr>
+              <w:t xml:space="preserve">Adopted MN-INTAKE v2.4 addition of Account.applicantSinceTimestamp (MN-INTAKE-DAT-027), populated by MN-INTAKE-REQ-011 with an “if currently null” first-transition guard. Cross-domain side-effect documented in CR-MC-AA-003.</w:t>
+            </w:r>
+          </w:p>
+        </w:tc>
+        <w:tc>
+          <w:tcPr>
+            <w:tcW w:w="2201" w:type="dxa"/>
+            <w:tcBorders>
+              <w:top w:val="single" w:sz="2" w:space="0" w:color="AAAAAA"/>
+              <w:left w:val="single" w:sz="2" w:space="0" w:color="AAAAAA"/>
+              <w:bottom w:val="single" w:sz="2" w:space="0" w:color="AAAAAA"/>
+              <w:right w:val="single" w:sz="2" w:space="0" w:color="AAAAAA"/>
+            </w:tcBorders>
+          </w:tcPr>
+          <w:p>
+            <w:pPr>
+              <w:pStyle w:val="Normal"/>
+              <w:rPr/>
+            </w:pPr>
+            <w:r>
+              <w:rPr>
+                <w:rFonts w:eastAsia="Arial" w:cs="Arial"/>
+                <w:b w:val="false"/>
+                <w:bCs w:val="false"/>
+                <w:i w:val="false"/>
+                <w:iCs w:val="false"/>
+                <w:sz w:val="20"/>
+                <w:szCs w:val="20"/>
+              </w:rPr>
+              <w:t xml:space="preserve">Records when an Account first reached Applicant status without being overwritten by subsequent transitions. Required for downstream analytics on time-from-application metrics.</w:t>
+            </w:r>
+          </w:p>
+        </w:tc>
+        <w:tc>
+          <w:tcPr>
+            <w:tcW w:w="1859" w:type="dxa"/>
+            <w:tcBorders>
+              <w:top w:val="single" w:sz="2" w:space="0" w:color="AAAAAA"/>
+              <w:left w:val="single" w:sz="2" w:space="0" w:color="AAAAAA"/>
+              <w:bottom w:val="single" w:sz="2" w:space="0" w:color="AAAAAA"/>
+              <w:right w:val="single" w:sz="2" w:space="0" w:color="AAAAAA"/>
+            </w:tcBorders>
+          </w:tcPr>
+          <w:p>
+            <w:pPr>
+              <w:pStyle w:val="Normal"/>
+              <w:rPr/>
+            </w:pPr>
+            <w:r>
+              <w:rPr>
+                <w:rFonts w:eastAsia="Arial" w:cs="Arial"/>
+                <w:b w:val="false"/>
+                <w:bCs w:val="false"/>
+                <w:i w:val="false"/>
+                <w:iCs w:val="false"/>
+                <w:sz w:val="20"/>
+                <w:szCs w:val="20"/>
+              </w:rPr>
+              <w:t xml:space="preserve">Reconciliation v1.1</w:t>
+            </w:r>
+          </w:p>
+        </w:tc>
+      </w:tr>
+      <w:tr>
+        <w:trPr/>
+        <w:tc>
+          <w:tcPr>
+            <w:tcW w:w="1799" w:type="dxa"/>
+            <w:tcBorders>
+              <w:top w:val="single" w:sz="2" w:space="0" w:color="AAAAAA"/>
+              <w:left w:val="single" w:sz="2" w:space="0" w:color="AAAAAA"/>
+              <w:bottom w:val="single" w:sz="2" w:space="0" w:color="AAAAAA"/>
+              <w:right w:val="single" w:sz="2" w:space="0" w:color="AAAAAA"/>
+            </w:tcBorders>
+          </w:tcPr>
+          <w:p>
+            <w:pPr>
+              <w:pStyle w:val="Normal"/>
+              <w:rPr/>
+            </w:pPr>
+            <w:r>
+              <w:rPr>
+                <w:rFonts w:eastAsia="Arial" w:cs="Arial"/>
+                <w:b/>
+                <w:bCs/>
+                <w:i w:val="false"/>
+                <w:iCs w:val="false"/>
+                <w:sz w:val="20"/>
+                <w:szCs w:val="20"/>
+              </w:rPr>
+              <w:t xml:space="preserve">MN-RECON-V1.1-DEC-004</w:t>
+            </w:r>
+          </w:p>
+        </w:tc>
+        <w:tc>
+          <w:tcPr>
+            <w:tcW w:w="3500" w:type="dxa"/>
+            <w:tcBorders>
+              <w:top w:val="single" w:sz="2" w:space="0" w:color="AAAAAA"/>
+              <w:left w:val="single" w:sz="2" w:space="0" w:color="AAAAAA"/>
+              <w:bottom w:val="single" w:sz="2" w:space="0" w:color="AAAAAA"/>
+              <w:right w:val="single" w:sz="2" w:space="0" w:color="AAAAAA"/>
+            </w:tcBorders>
+          </w:tcPr>
+          <w:p>
+            <w:pPr>
+              <w:pStyle w:val="Normal"/>
+              <w:rPr/>
+            </w:pPr>
+            <w:r>
+              <w:rPr>
+                <w:rFonts w:eastAsia="Arial" w:cs="Arial"/>
+                <w:b w:val="false"/>
+                <w:bCs w:val="false"/>
+                <w:i w:val="false"/>
+                <w:iCs w:val="false"/>
+                <w:sz w:val="20"/>
+                <w:szCs w:val="20"/>
+              </w:rPr>
+              <w:t xml:space="preserve">Adopted MN-MATCH v2.2 Requested Mentor preference review (MN-MATCH-REQ-009): when an Engagement has a Requested Mentor (MN-INTAKE-DAT-026), the Client Assignment Coordinator reviews that mentor’s profile, availability, and fit before searching the general roster. The request is a client preference, not a binding assignment.</w:t>
+            </w:r>
+          </w:p>
+        </w:tc>
+        <w:tc>
+          <w:tcPr>
+            <w:tcW w:w="2201" w:type="dxa"/>
+            <w:tcBorders>
+              <w:top w:val="single" w:sz="2" w:space="0" w:color="AAAAAA"/>
+              <w:left w:val="single" w:sz="2" w:space="0" w:color="AAAAAA"/>
+              <w:bottom w:val="single" w:sz="2" w:space="0" w:color="AAAAAA"/>
+              <w:right w:val="single" w:sz="2" w:space="0" w:color="AAAAAA"/>
+            </w:tcBorders>
+          </w:tcPr>
+          <w:p>
+            <w:pPr>
+              <w:pStyle w:val="Normal"/>
+              <w:rPr/>
+            </w:pPr>
+            <w:r>
+              <w:rPr>
+                <w:rFonts w:eastAsia="Arial" w:cs="Arial"/>
+                <w:b w:val="false"/>
+                <w:bCs w:val="false"/>
+                <w:i w:val="false"/>
+                <w:iCs w:val="false"/>
+                <w:sz w:val="20"/>
+                <w:szCs w:val="20"/>
+              </w:rPr>
+              <w:t xml:space="preserve">Surfaces the client’s intake-form preferred-mentor selection as a first-class workflow step. Aligns the matching process with the optional preferred-mentor capability added at intake.</w:t>
+            </w:r>
+          </w:p>
+        </w:tc>
+        <w:tc>
+          <w:tcPr>
+            <w:tcW w:w="1859" w:type="dxa"/>
+            <w:tcBorders>
+              <w:top w:val="single" w:sz="2" w:space="0" w:color="AAAAAA"/>
+              <w:left w:val="single" w:sz="2" w:space="0" w:color="AAAAAA"/>
+              <w:bottom w:val="single" w:sz="2" w:space="0" w:color="AAAAAA"/>
+              <w:right w:val="single" w:sz="2" w:space="0" w:color="AAAAAA"/>
+            </w:tcBorders>
+          </w:tcPr>
+          <w:p>
+            <w:pPr>
+              <w:pStyle w:val="Normal"/>
+              <w:rPr/>
+            </w:pPr>
+            <w:r>
+              <w:rPr>
+                <w:rFonts w:eastAsia="Arial" w:cs="Arial"/>
+                <w:b w:val="false"/>
+                <w:bCs w:val="false"/>
+                <w:i w:val="false"/>
+                <w:iCs w:val="false"/>
+                <w:sz w:val="20"/>
+                <w:szCs w:val="20"/>
+              </w:rPr>
+              <w:t xml:space="preserve">Reconciliation v1.1</w:t>
+            </w:r>
+          </w:p>
+        </w:tc>
+      </w:tr>
+      <w:tr>
+        <w:trPr/>
+        <w:tc>
+          <w:tcPr>
+            <w:tcW w:w="1799" w:type="dxa"/>
+            <w:tcBorders>
+              <w:top w:val="single" w:sz="2" w:space="0" w:color="AAAAAA"/>
+              <w:left w:val="single" w:sz="2" w:space="0" w:color="AAAAAA"/>
+              <w:bottom w:val="single" w:sz="2" w:space="0" w:color="AAAAAA"/>
+              <w:right w:val="single" w:sz="2" w:space="0" w:color="AAAAAA"/>
+            </w:tcBorders>
+          </w:tcPr>
+          <w:p>
+            <w:pPr>
+              <w:pStyle w:val="Normal"/>
+              <w:rPr/>
+            </w:pPr>
+            <w:r>
+              <w:rPr>
+                <w:rFonts w:eastAsia="Arial" w:cs="Arial"/>
+                <w:b/>
+                <w:bCs/>
+                <w:i w:val="false"/>
+                <w:iCs w:val="false"/>
+                <w:sz w:val="20"/>
+                <w:szCs w:val="20"/>
+              </w:rPr>
+              <w:t xml:space="preserve">MN-RECON-V1.1-DEC-005</w:t>
+            </w:r>
+          </w:p>
+        </w:tc>
+        <w:tc>
+          <w:tcPr>
+            <w:tcW w:w="3500" w:type="dxa"/>
+            <w:tcBorders>
+              <w:top w:val="single" w:sz="2" w:space="0" w:color="AAAAAA"/>
+              <w:left w:val="single" w:sz="2" w:space="0" w:color="AAAAAA"/>
+              <w:bottom w:val="single" w:sz="2" w:space="0" w:color="AAAAAA"/>
+              <w:right w:val="single" w:sz="2" w:space="0" w:color="AAAAAA"/>
+            </w:tcBorders>
+          </w:tcPr>
+          <w:p>
+            <w:pPr>
+              <w:pStyle w:val="Normal"/>
+              <w:rPr/>
+            </w:pPr>
+            <w:r>
+              <w:rPr>
+                <w:rFonts w:eastAsia="Arial" w:cs="Arial"/>
+                <w:b w:val="false"/>
+                <w:bCs w:val="false"/>
+                <w:i w:val="false"/>
+                <w:iCs w:val="false"/>
+                <w:sz w:val="20"/>
+                <w:szCs w:val="20"/>
+              </w:rPr>
+              <w:t xml:space="preserve">Engagement.meetingCadence required-ness changed from Yes to No (Finding #3 / Option C). The workflow-level requirement that meetingCadence be populated before the Assigned-to-Active transition is enforced post-deployment per MN-MC-CR-006, not as a field-level constraint.</w:t>
+            </w:r>
+          </w:p>
+        </w:tc>
+        <w:tc>
+          <w:tcPr>
+            <w:tcW w:w="2201" w:type="dxa"/>
+            <w:tcBorders>
+              <w:top w:val="single" w:sz="2" w:space="0" w:color="AAAAAA"/>
+              <w:left w:val="single" w:sz="2" w:space="0" w:color="AAAAAA"/>
+              <w:bottom w:val="single" w:sz="2" w:space="0" w:color="AAAAAA"/>
+              <w:right w:val="single" w:sz="2" w:space="0" w:color="AAAAAA"/>
+            </w:tcBorders>
+          </w:tcPr>
+          <w:p>
+            <w:pPr>
+              <w:pStyle w:val="Normal"/>
+              <w:rPr/>
+            </w:pPr>
+            <w:r>
+              <w:rPr>
+                <w:rFonts w:eastAsia="Arial" w:cs="Arial"/>
+                <w:b w:val="false"/>
+                <w:bCs w:val="false"/>
+                <w:i w:val="false"/>
+                <w:iCs w:val="false"/>
+                <w:sz w:val="20"/>
+                <w:szCs w:val="20"/>
+              </w:rPr>
+              <w:t xml:space="preserve">meetingCadence is set by the mentor after the first session and the intake flow cannot populate it at Engagement creation time. A field-level required:true would block intake-stage record creation. Workflow-level enforcement at the Assigned-to-Active transition is the correct gate.</w:t>
+            </w:r>
+          </w:p>
+        </w:tc>
+        <w:tc>
+          <w:tcPr>
+            <w:tcW w:w="1859" w:type="dxa"/>
+            <w:tcBorders>
+              <w:top w:val="single" w:sz="2" w:space="0" w:color="AAAAAA"/>
+              <w:left w:val="single" w:sz="2" w:space="0" w:color="AAAAAA"/>
+              <w:bottom w:val="single" w:sz="2" w:space="0" w:color="AAAAAA"/>
+              <w:right w:val="single" w:sz="2" w:space="0" w:color="AAAAAA"/>
+            </w:tcBorders>
+          </w:tcPr>
+          <w:p>
+            <w:pPr>
+              <w:pStyle w:val="Normal"/>
+              <w:rPr/>
+            </w:pPr>
+            <w:r>
+              <w:rPr>
+                <w:rFonts w:eastAsia="Arial" w:cs="Arial"/>
+                <w:b w:val="false"/>
+                <w:bCs w:val="false"/>
+                <w:i w:val="false"/>
+                <w:iCs w:val="false"/>
+                <w:sz w:val="20"/>
+                <w:szCs w:val="20"/>
+              </w:rPr>
+              <w:t xml:space="preserve">Reconciliation v1.1</w:t>
+            </w:r>
+          </w:p>
+        </w:tc>
+      </w:tr>
+      <w:tr>
+        <w:trPr/>
+        <w:tc>
+          <w:tcPr>
+            <w:tcW w:w="1799" w:type="dxa"/>
+            <w:tcBorders>
+              <w:top w:val="single" w:sz="2" w:space="0" w:color="AAAAAA"/>
+              <w:left w:val="single" w:sz="2" w:space="0" w:color="AAAAAA"/>
+              <w:bottom w:val="single" w:sz="2" w:space="0" w:color="AAAAAA"/>
+              <w:right w:val="single" w:sz="2" w:space="0" w:color="AAAAAA"/>
+            </w:tcBorders>
+          </w:tcPr>
+          <w:p>
+            <w:pPr>
+              <w:pStyle w:val="Normal"/>
+              <w:rPr/>
+            </w:pPr>
+            <w:r>
+              <w:rPr>
+                <w:rFonts w:eastAsia="Arial" w:cs="Arial"/>
+                <w:b/>
+                <w:bCs/>
+                <w:i w:val="false"/>
+                <w:iCs w:val="false"/>
+                <w:sz w:val="20"/>
+                <w:szCs w:val="20"/>
+              </w:rPr>
+              <w:t xml:space="preserve">MN-RECON-V1.1-DEC-006</w:t>
+            </w:r>
+          </w:p>
+        </w:tc>
+        <w:tc>
+          <w:tcPr>
+            <w:tcW w:w="3500" w:type="dxa"/>
+            <w:tcBorders>
+              <w:top w:val="single" w:sz="2" w:space="0" w:color="AAAAAA"/>
+              <w:left w:val="single" w:sz="2" w:space="0" w:color="AAAAAA"/>
+              <w:bottom w:val="single" w:sz="2" w:space="0" w:color="AAAAAA"/>
+              <w:right w:val="single" w:sz="2" w:space="0" w:color="AAAAAA"/>
+            </w:tcBorders>
+          </w:tcPr>
+          <w:p>
+            <w:pPr>
+              <w:pStyle w:val="Normal"/>
+              <w:rPr/>
+            </w:pPr>
+            <w:r>
+              <w:rPr>
+                <w:rFonts w:eastAsia="Arial" w:cs="Arial"/>
+                <w:b w:val="false"/>
+                <w:bCs w:val="false"/>
+                <w:i w:val="false"/>
+                <w:iCs w:val="false"/>
+                <w:sz w:val="20"/>
+                <w:szCs w:val="20"/>
+              </w:rPr>
+              <w:t xml:space="preserve">Section 4 of the Domain PRD now opens with a consolidated Entity Relationships table covering all MN-domain relationships (Finding #7). This brings the Domain PRD’s structure into parallel with the Entity PRDs, each of which has its own Section 4 Relationships sub-section. v1.0 listed relationships only as relationship-typed fields scattered across the per-entity field tables; v1.1 surfaces them as a first-class structural element of the data model.</w:t>
+            </w:r>
+          </w:p>
+        </w:tc>
+        <w:tc>
+          <w:tcPr>
+            <w:tcW w:w="2201" w:type="dxa"/>
+            <w:tcBorders>
+              <w:top w:val="single" w:sz="2" w:space="0" w:color="AAAAAA"/>
+              <w:left w:val="single" w:sz="2" w:space="0" w:color="AAAAAA"/>
+              <w:bottom w:val="single" w:sz="2" w:space="0" w:color="AAAAAA"/>
+              <w:right w:val="single" w:sz="2" w:space="0" w:color="AAAAAA"/>
+            </w:tcBorders>
+          </w:tcPr>
+          <w:p>
+            <w:pPr>
+              <w:pStyle w:val="Normal"/>
+              <w:rPr/>
+            </w:pPr>
+            <w:r>
+              <w:rPr>
+                <w:rFonts w:eastAsia="Arial" w:cs="Arial"/>
+                <w:b w:val="false"/>
+                <w:bCs w:val="false"/>
+                <w:i w:val="false"/>
+                <w:iCs w:val="false"/>
+                <w:sz w:val="20"/>
+                <w:szCs w:val="20"/>
+              </w:rPr>
+              <w:t xml:space="preserve">Relationships set the structural context within which the field tables operate; placing the relationships first lets a reader build the entity-relationship picture before encountering individual field details.</w:t>
+            </w:r>
+          </w:p>
+        </w:tc>
+        <w:tc>
+          <w:tcPr>
+            <w:tcW w:w="1859" w:type="dxa"/>
+            <w:tcBorders>
+              <w:top w:val="single" w:sz="2" w:space="0" w:color="AAAAAA"/>
+              <w:left w:val="single" w:sz="2" w:space="0" w:color="AAAAAA"/>
+              <w:bottom w:val="single" w:sz="2" w:space="0" w:color="AAAAAA"/>
+              <w:right w:val="single" w:sz="2" w:space="0" w:color="AAAAAA"/>
+            </w:tcBorders>
+          </w:tcPr>
+          <w:p>
+            <w:pPr>
+              <w:pStyle w:val="Normal"/>
+              <w:rPr/>
+            </w:pPr>
+            <w:r>
+              <w:rPr>
+                <w:rFonts w:eastAsia="Arial" w:cs="Arial"/>
+                <w:b w:val="false"/>
+                <w:bCs w:val="false"/>
+                <w:i w:val="false"/>
+                <w:iCs w:val="false"/>
+                <w:sz w:val="20"/>
+                <w:szCs w:val="20"/>
+              </w:rPr>
+              <w:t xml:space="preserve">Reconciliation v1.1</w:t>
+            </w:r>
+          </w:p>
+        </w:tc>
+      </w:tr>
+      <w:tr>
+        <w:trPr/>
+        <w:tc>
+          <w:tcPr>
+            <w:tcW w:w="1799" w:type="dxa"/>
+            <w:tcBorders>
+              <w:top w:val="single" w:sz="2" w:space="0" w:color="AAAAAA"/>
+              <w:left w:val="single" w:sz="2" w:space="0" w:color="AAAAAA"/>
+              <w:bottom w:val="single" w:sz="2" w:space="0" w:color="AAAAAA"/>
+              <w:right w:val="single" w:sz="2" w:space="0" w:color="AAAAAA"/>
+            </w:tcBorders>
+          </w:tcPr>
+          <w:p>
+            <w:pPr>
+              <w:pStyle w:val="Normal"/>
+              <w:rPr/>
+            </w:pPr>
+            <w:r>
+              <w:rPr>
+                <w:rFonts w:eastAsia="Arial" w:cs="Arial"/>
+                <w:b/>
+                <w:bCs/>
+                <w:i w:val="false"/>
+                <w:iCs w:val="false"/>
+                <w:sz w:val="20"/>
+                <w:szCs w:val="20"/>
+              </w:rPr>
+              <w:t xml:space="preserve">MN-RECON-V1.1-DEC-007</w:t>
+            </w:r>
+          </w:p>
+        </w:tc>
+        <w:tc>
+          <w:tcPr>
+            <w:tcW w:w="3500" w:type="dxa"/>
+            <w:tcBorders>
+              <w:top w:val="single" w:sz="2" w:space="0" w:color="AAAAAA"/>
+              <w:left w:val="single" w:sz="2" w:space="0" w:color="AAAAAA"/>
+              <w:bottom w:val="single" w:sz="2" w:space="0" w:color="AAAAAA"/>
+              <w:right w:val="single" w:sz="2" w:space="0" w:color="AAAAAA"/>
+            </w:tcBorders>
+          </w:tcPr>
+          <w:p>
+            <w:pPr>
+              <w:pStyle w:val="Normal"/>
+              <w:rPr/>
+            </w:pPr>
+            <w:r>
+              <w:rPr>
+                <w:rFonts w:eastAsia="Arial" w:cs="Arial"/>
+                <w:b w:val="false"/>
+                <w:bCs w:val="false"/>
+                <w:i w:val="false"/>
+                <w:iCs w:val="false"/>
+                <w:sz w:val="20"/>
+                <w:szCs w:val="20"/>
+              </w:rPr>
+              <w:t xml:space="preserve">Added clientNotes (wysiwyg) to the Client Organization data table per Account Entity PRD v1.8 Section 3.3 and ACT-DEC-005 (Bonus observation). Field is Entity PRD-introduced and not referenced by any MN process; configured post-deployment with field-level access control restricting visibility to Client Administrator and above per MN-MC-DD-001.</w:t>
+            </w:r>
+          </w:p>
+        </w:tc>
+        <w:tc>
+          <w:tcPr>
+            <w:tcW w:w="2201" w:type="dxa"/>
+            <w:tcBorders>
+              <w:top w:val="single" w:sz="2" w:space="0" w:color="AAAAAA"/>
+              <w:left w:val="single" w:sz="2" w:space="0" w:color="AAAAAA"/>
+              <w:bottom w:val="single" w:sz="2" w:space="0" w:color="AAAAAA"/>
+              <w:right w:val="single" w:sz="2" w:space="0" w:color="AAAAAA"/>
+            </w:tcBorders>
+          </w:tcPr>
+          <w:p>
+            <w:pPr>
+              <w:pStyle w:val="Normal"/>
+              <w:rPr/>
+            </w:pPr>
+            <w:r>
+              <w:rPr>
+                <w:rFonts w:eastAsia="Arial" w:cs="Arial"/>
+                <w:b w:val="false"/>
+                <w:bCs w:val="false"/>
+                <w:i w:val="false"/>
+                <w:iCs w:val="false"/>
+                <w:sz w:val="20"/>
+                <w:szCs w:val="20"/>
+              </w:rPr>
+              <w:t xml:space="preserve">Captured in the Account Entity PRD but missing from the v1.0 Domain PRD field tables. Re-reconciliation is the natural moment to bring the omission into the Domain PRD.</w:t>
+            </w:r>
+          </w:p>
+        </w:tc>
+        <w:tc>
+          <w:tcPr>
+            <w:tcW w:w="1859" w:type="dxa"/>
+            <w:tcBorders>
+              <w:top w:val="single" w:sz="2" w:space="0" w:color="AAAAAA"/>
+              <w:left w:val="single" w:sz="2" w:space="0" w:color="AAAAAA"/>
+              <w:bottom w:val="single" w:sz="2" w:space="0" w:color="AAAAAA"/>
+              <w:right w:val="single" w:sz="2" w:space="0" w:color="AAAAAA"/>
+            </w:tcBorders>
+          </w:tcPr>
+          <w:p>
+            <w:pPr>
+              <w:pStyle w:val="Normal"/>
+              <w:rPr/>
+            </w:pPr>
+            <w:r>
+              <w:rPr>
+                <w:rFonts w:eastAsia="Arial" w:cs="Arial"/>
+                <w:b w:val="false"/>
+                <w:bCs w:val="false"/>
+                <w:i w:val="false"/>
+                <w:iCs w:val="false"/>
+                <w:sz w:val="20"/>
+                <w:szCs w:val="20"/>
+              </w:rPr>
+              <w:t xml:space="preserve">Reconciliation v1.1</w:t>
+            </w:r>
+          </w:p>
+        </w:tc>
+      </w:tr>
+      <w:tr>
+        <w:trPr/>
+        <w:tc>
+          <w:tcPr>
+            <w:tcW w:w="1799" w:type="dxa"/>
+            <w:tcBorders>
+              <w:top w:val="single" w:sz="2" w:space="0" w:color="AAAAAA"/>
+              <w:left w:val="single" w:sz="2" w:space="0" w:color="AAAAAA"/>
+              <w:bottom w:val="single" w:sz="2" w:space="0" w:color="AAAAAA"/>
+              <w:right w:val="single" w:sz="2" w:space="0" w:color="AAAAAA"/>
+            </w:tcBorders>
+          </w:tcPr>
+          <w:p>
+            <w:pPr>
+              <w:pStyle w:val="Normal"/>
+              <w:rPr/>
+            </w:pPr>
+            <w:r>
+              <w:rPr>
+                <w:rFonts w:eastAsia="Arial" w:cs="Arial"/>
+                <w:b/>
+                <w:bCs/>
+                <w:i w:val="false"/>
+                <w:iCs w:val="false"/>
+                <w:sz w:val="20"/>
+                <w:szCs w:val="20"/>
+              </w:rPr>
+              <w:t xml:space="preserve">MN-RECON-V1.1-DEC-008</w:t>
+            </w:r>
+          </w:p>
+        </w:tc>
+        <w:tc>
+          <w:tcPr>
+            <w:tcW w:w="3500" w:type="dxa"/>
+            <w:tcBorders>
+              <w:top w:val="single" w:sz="2" w:space="0" w:color="AAAAAA"/>
+              <w:left w:val="single" w:sz="2" w:space="0" w:color="AAAAAA"/>
+              <w:bottom w:val="single" w:sz="2" w:space="0" w:color="AAAAAA"/>
+              <w:right w:val="single" w:sz="2" w:space="0" w:color="AAAAAA"/>
+            </w:tcBorders>
+          </w:tcPr>
+          <w:p>
+            <w:pPr>
+              <w:pStyle w:val="Normal"/>
+              <w:rPr/>
+            </w:pPr>
+            <w:r>
+              <w:rPr>
+                <w:rFonts w:eastAsia="Arial" w:cs="Arial"/>
+                <w:b w:val="false"/>
+                <w:bCs w:val="false"/>
+                <w:i w:val="false"/>
+                <w:iCs w:val="false"/>
+                <w:sz w:val="20"/>
+                <w:szCs w:val="20"/>
+              </w:rPr>
+              <w:t xml:space="preserve">Field ID citations in v1.1 follow the append-only convention: the Domain PRD cites the v2.1 MN-INTAKE-DAT IDs (matching the YAMLs and Engagement Entity PRD v1.3) rather than the v2.4 renumbered IDs. ID drift between MN-INTAKE v2.1 and v2.4 is documented technical debt.</w:t>
+            </w:r>
+          </w:p>
+        </w:tc>
+        <w:tc>
+          <w:tcPr>
+            <w:tcW w:w="2201" w:type="dxa"/>
+            <w:tcBorders>
+              <w:top w:val="single" w:sz="2" w:space="0" w:color="AAAAAA"/>
+              <w:left w:val="single" w:sz="2" w:space="0" w:color="AAAAAA"/>
+              <w:bottom w:val="single" w:sz="2" w:space="0" w:color="AAAAAA"/>
+              <w:right w:val="single" w:sz="2" w:space="0" w:color="AAAAAA"/>
+            </w:tcBorders>
+          </w:tcPr>
+          <w:p>
+            <w:pPr>
+              <w:pStyle w:val="Normal"/>
+              <w:rPr/>
+            </w:pPr>
+            <w:r>
+              <w:rPr>
+                <w:rFonts w:eastAsia="Arial" w:cs="Arial"/>
+                <w:b w:val="false"/>
+                <w:bCs w:val="false"/>
+                <w:i w:val="false"/>
+                <w:iCs w:val="false"/>
+                <w:sz w:val="20"/>
+                <w:szCs w:val="20"/>
+              </w:rPr>
+              <w:t xml:space="preserve">Append-only ID conventions preserve referential stability across upstream documents and YAMLs. Lockstep renumbering would have required a parallel update to all citing artifacts in this session, which was out of scope.</w:t>
+            </w:r>
+          </w:p>
+        </w:tc>
+        <w:tc>
+          <w:tcPr>
+            <w:tcW w:w="1859" w:type="dxa"/>
+            <w:tcBorders>
+              <w:top w:val="single" w:sz="2" w:space="0" w:color="AAAAAA"/>
+              <w:left w:val="single" w:sz="2" w:space="0" w:color="AAAAAA"/>
+              <w:bottom w:val="single" w:sz="2" w:space="0" w:color="AAAAAA"/>
+              <w:right w:val="single" w:sz="2" w:space="0" w:color="AAAAAA"/>
+            </w:tcBorders>
+          </w:tcPr>
+          <w:p>
+            <w:pPr>
+              <w:pStyle w:val="Normal"/>
+              <w:rPr/>
+            </w:pPr>
+            <w:r>
+              <w:rPr>
+                <w:rFonts w:eastAsia="Arial" w:cs="Arial"/>
+                <w:b w:val="false"/>
+                <w:bCs w:val="false"/>
+                <w:i w:val="false"/>
+                <w:iCs w:val="false"/>
+                <w:sz w:val="20"/>
+                <w:szCs w:val="20"/>
+              </w:rPr>
+              <w:t xml:space="preserve">Reconciliation v1.1</w:t>
+            </w:r>
+          </w:p>
+        </w:tc>
+      </w:tr>
     </w:tbl>
     <w:p>
       <w:pPr>
@@ -29171,6 +32374,240 @@
           </w:p>
         </w:tc>
       </w:tr>
+      <w:tr>
+        <w:trPr/>
+        <w:tc>
+          <w:tcPr>
+            <w:tcW w:w="1799" w:type="dxa"/>
+            <w:tcBorders>
+              <w:top w:val="single" w:sz="2" w:space="0" w:color="AAAAAA"/>
+              <w:left w:val="single" w:sz="2" w:space="0" w:color="AAAAAA"/>
+              <w:bottom w:val="single" w:sz="2" w:space="0" w:color="AAAAAA"/>
+              <w:right w:val="single" w:sz="2" w:space="0" w:color="AAAAAA"/>
+            </w:tcBorders>
+          </w:tcPr>
+          <w:p>
+            <w:pPr>
+              <w:pStyle w:val="Normal"/>
+              <w:rPr/>
+            </w:pPr>
+            <w:r>
+              <w:rPr>
+                <w:rFonts w:eastAsia="Arial" w:cs="Arial"/>
+                <w:b/>
+                <w:bCs/>
+                <w:i w:val="false"/>
+                <w:iCs w:val="false"/>
+                <w:sz w:val="20"/>
+                <w:szCs w:val="20"/>
+              </w:rPr>
+              <w:t xml:space="preserve">MN-INTAKE-ISS-002 (CLOSED)</w:t>
+            </w:r>
+          </w:p>
+        </w:tc>
+        <w:tc>
+          <w:tcPr>
+            <w:tcW w:w="2801" w:type="dxa"/>
+            <w:tcBorders>
+              <w:top w:val="single" w:sz="2" w:space="0" w:color="AAAAAA"/>
+              <w:left w:val="single" w:sz="2" w:space="0" w:color="AAAAAA"/>
+              <w:bottom w:val="single" w:sz="2" w:space="0" w:color="AAAAAA"/>
+              <w:right w:val="single" w:sz="2" w:space="0" w:color="AAAAAA"/>
+            </w:tcBorders>
+          </w:tcPr>
+          <w:p>
+            <w:pPr>
+              <w:pStyle w:val="Normal"/>
+              <w:rPr/>
+            </w:pPr>
+            <w:r>
+              <w:rPr>
+                <w:rFonts w:eastAsia="Arial" w:cs="Arial"/>
+                <w:b w:val="false"/>
+                <w:bCs w:val="false"/>
+                <w:i w:val="false"/>
+                <w:iCs w:val="false"/>
+                <w:sz w:val="20"/>
+                <w:szCs w:val="20"/>
+              </w:rPr>
+              <w:t xml:space="preserve">Marketing-prospect Contact deduplication and CR-MARKETING attribution integration at intake.</w:t>
+            </w:r>
+          </w:p>
+        </w:tc>
+        <w:tc>
+          <w:tcPr>
+            <w:tcW w:w="2400" w:type="dxa"/>
+            <w:tcBorders>
+              <w:top w:val="single" w:sz="2" w:space="0" w:color="AAAAAA"/>
+              <w:left w:val="single" w:sz="2" w:space="0" w:color="AAAAAA"/>
+              <w:bottom w:val="single" w:sz="2" w:space="0" w:color="AAAAAA"/>
+              <w:right w:val="single" w:sz="2" w:space="0" w:color="AAAAAA"/>
+            </w:tcBorders>
+          </w:tcPr>
+          <w:p>
+            <w:pPr>
+              <w:pStyle w:val="Normal"/>
+              <w:rPr/>
+            </w:pPr>
+            <w:r>
+              <w:rPr>
+                <w:rFonts w:eastAsia="Arial" w:cs="Arial"/>
+                <w:b w:val="false"/>
+                <w:bCs w:val="false"/>
+                <w:i w:val="false"/>
+                <w:iCs w:val="false"/>
+                <w:sz w:val="20"/>
+                <w:szCs w:val="20"/>
+              </w:rPr>
+              <w:t xml:space="preserve">Resolved by the CR-MARKETING integration adopted in v1.1 (REQ-010 through REQ-013). Closure documented in MN-INTAKE v2.4 Decisions; brought into the Domain PRD by MN-RECON-V1.1-DEC-002.</w:t>
+            </w:r>
+          </w:p>
+        </w:tc>
+        <w:tc>
+          <w:tcPr>
+            <w:tcW w:w="2359" w:type="dxa"/>
+            <w:tcBorders>
+              <w:top w:val="single" w:sz="2" w:space="0" w:color="AAAAAA"/>
+              <w:left w:val="single" w:sz="2" w:space="0" w:color="AAAAAA"/>
+              <w:bottom w:val="single" w:sz="2" w:space="0" w:color="AAAAAA"/>
+              <w:right w:val="single" w:sz="2" w:space="0" w:color="AAAAAA"/>
+            </w:tcBorders>
+          </w:tcPr>
+          <w:p>
+            <w:pPr>
+              <w:pStyle w:val="Normal"/>
+              <w:rPr/>
+            </w:pPr>
+            <w:r>
+              <w:rPr>
+                <w:rFonts w:eastAsia="Arial" w:cs="Arial"/>
+                <w:b w:val="false"/>
+                <w:bCs w:val="false"/>
+                <w:i w:val="false"/>
+                <w:iCs w:val="false"/>
+                <w:sz w:val="20"/>
+                <w:szCs w:val="20"/>
+              </w:rPr>
+              <w:t xml:space="preserve">Closed (no further input needed)</w:t>
+            </w:r>
+          </w:p>
+        </w:tc>
+      </w:tr>
+    </w:tbl>
+    <w:tbl>
+      <w:tblPr>
+        <w:tblW w:type="auto" w:w="0"/>
+        <w:tblLook w:firstColumn="1" w:firstRow="1" w:lastColumn="0" w:lastRow="0" w:noHBand="0" w:noVBand="1" w:val="04A0"/>
+        <w:tblBorders>
+          <w:top w:val="single" w:sz="4" w:space="0" w:color="AAAAAA"/>
+          <w:left w:val="single" w:sz="4" w:space="0" w:color="AAAAAA"/>
+          <w:bottom w:val="single" w:sz="4" w:space="0" w:color="AAAAAA"/>
+          <w:right w:val="single" w:sz="4" w:space="0" w:color="AAAAAA"/>
+          <w:insideH w:val="single" w:sz="4" w:space="0" w:color="AAAAAA"/>
+          <w:insideV w:val="single" w:sz="4" w:space="0" w:color="AAAAAA"/>
+        </w:tblBorders>
+      </w:tblPr>
+      <w:tblGrid>
+        <w:gridCol w:w="3120"/>
+        <w:gridCol w:w="3120"/>
+        <w:gridCol w:w="3120"/>
+      </w:tblGrid>
+      <w:tr>
+        <w:tc>
+          <w:tcPr>
+            <w:tcW w:type="dxa" w:w="3120"/>
+          </w:tcPr>
+          <w:p>
+            <w:r>
+              <w:t>Version</w:t>
+            </w:r>
+          </w:p>
+        </w:tc>
+        <w:tc>
+          <w:tcPr>
+            <w:tcW w:type="dxa" w:w="3120"/>
+          </w:tcPr>
+          <w:p>
+            <w:r>
+              <w:t>Date</w:t>
+            </w:r>
+          </w:p>
+        </w:tc>
+        <w:tc>
+          <w:tcPr>
+            <w:tcW w:type="dxa" w:w="3120"/>
+          </w:tcPr>
+          <w:p>
+            <w:r>
+              <w:t>Changes</w:t>
+            </w:r>
+          </w:p>
+        </w:tc>
+      </w:tr>
+      <w:tr>
+        <w:tc>
+          <w:tcPr>
+            <w:tcW w:type="dxa" w:w="3120"/>
+          </w:tcPr>
+          <w:p>
+            <w:r>
+              <w:t>1.0</w:t>
+            </w:r>
+          </w:p>
+        </w:tc>
+        <w:tc>
+          <w:tcPr>
+            <w:tcW w:type="dxa" w:w="3120"/>
+          </w:tcPr>
+          <w:p>
+            <w:r>
+              <w:t>04-01-26</w:t>
+            </w:r>
+          </w:p>
+        </w:tc>
+        <w:tc>
+          <w:tcPr>
+            <w:tcW w:type="dxa" w:w="3120"/>
+          </w:tcPr>
+          <w:p>
+            <w:r>
+              <w:t>Initial reconciliation. Compiled from MN-INTAKE v2.1, MN-MATCH v2.1, MN-ENGAGE v2.3, MN-INACTIVE v1.2, MN-CLOSE v1.1.</w:t>
+            </w:r>
+          </w:p>
+        </w:tc>
+      </w:tr>
+      <w:tr>
+        <w:tc>
+          <w:tcPr>
+            <w:tcW w:type="dxa" w:w="3120"/>
+          </w:tcPr>
+          <w:p>
+            <w:r>
+              <w:t>1.1</w:t>
+            </w:r>
+          </w:p>
+        </w:tc>
+        <w:tc>
+          <w:tcPr>
+            <w:tcW w:type="dxa" w:w="3120"/>
+          </w:tcPr>
+          <w:p>
+            <w:r>
+              <w:t>05-05-26</w:t>
+            </w:r>
+          </w:p>
+        </w:tc>
+        <w:tc>
+          <w:tcPr>
+            <w:tcW w:type="dxa" w:w="3120"/>
+          </w:tcPr>
+          <w:p>
+            <w:r>
+              <w:t>Re-reconciliation triggered by the 05-05-26 verification pass against the v1.0 Domain PRD. Process workflow updates: MN-INTAKE Section 3.1 Process Workflow rewritten to v2.5 (preferred mentor on intake form, Primary Engagement Contact + Engagement Contacts auto-assignment, Pre-Startup derived Account name fallback, four CR-MARKETING integration touchpoints). MN-MATCH Section 3.2 Process Workflow gains a new step (Requested Mentor preference review). Requirement additions: MN-INTAKE-REQ-008 through MN-INTAKE-REQ-013 (six new requirements); MN-MATCH-REQ-009 (Requested Mentor preference review). Data table extensions: MN-INTAKE Data Collected gains MN-INTAKE-DAT-026 (Requested Mentor on Engagement) and MN-INTAKE-DAT-027 (applicantSinceTimestamp on Client Organization); MN-MATCH Process Data gains MN-MATCH-DAT-024 (Requested Mentor read from Engagement). Entity field additions: Section 4 Client Organization gains clientNotes (per Account Entity PRD v1.8) and applicantSinceTimestamp (MN-INTAKE-DAT-027); Section 4 Engagement gains Requested Mentor (MN-INTAKE-DAT-026); Engagement Meeting Cadence changed from Required:Yes to Required:No with workflow-level enforcement at the Assigned-to-Active transition documented under MN-MC-CR-006 (Finding #3). Structural changes: Section 4 now opens with a new consolidated Entity Relationships sub-section (Finding #7) listing all 12 MN-domain relationships, structurally parallel to the Section 4 Relationships sub-sections in the Engagement, Session, Account, and Contact Entity PRDs. Section 4 also adds a new “Entity: Client Contact (CR-MARKETING fields touched by MN-INTAKE)” sub-section listing prospectStatus, howDidYouHearAboutCbm, and sourceAttributionDetails. Decisions appended: MN-RECON-V1.1-DEC-001 through DEC-008 covering the reconciliation, the CR-MARKETING integration adoption, applicantSinceTimestamp adoption, the Requested Mentor preference workflow step, the meetingCadence requiredness change, the Entity Relationships sub-section, the clientNotes addition, and the append-only field-ID convention (Finding #5). Open issues: MN-INTAKE-ISS-002 added and closed (resolved by CR-MARKETING integration). Source line updated to reflect new upstream versions; Last Updated bumped to 05-05-26 11:06.</w:t>
+            </w:r>
+          </w:p>
+        </w:tc>
+      </w:tr>
     </w:tbl>
     <w:sectPr>
       <w:headerReference w:type="even" r:id="rId3"/>
@@ -29187,6 +32624,19 @@
       <w:textDirection w:val="lrTb"/>
       <w:docGrid w:type="default" w:linePitch="360" w:charSpace="4096"/>
     </w:sectPr>
+    <w:p>
+      <w:pPr>
+        <w:pStyle w:val="Heading1"/>
+      </w:pPr>
+      <w:r>
+        <w:t xml:space="preserve">7. Change Log</w:t>
+      </w:r>
+    </w:p>
+    <w:p>
+      <w:r>
+        <w:t xml:space="preserve">Revision history for the Mentoring (MN) Domain PRD. Each entry documents a re-reconciliation pass and the categories of change applied.</w:t>
+      </w:r>
+    </w:p>
   </w:body>
 </w:document>
 </file>
